--- a/Tuan_10/math_data_lake/docs/api.docx
+++ b/Tuan_10/math_data_lake/docs/api.docx
@@ -21,7 +21,7 @@
       <w:r>
         <w:rPr>
           <w:rFonts w:ascii="Consolas" w:hAnsi="Consolas"/>
-          <w:color w:val="8B1A1A"/>
+          <w:color w:val="000000"/>
           <w:sz w:val="19"/>
         </w:rPr>
         <w:t>python scripts/mdl.py serve --port 8000</w:t>
@@ -32,7 +32,7 @@
       <w:r>
         <w:rPr>
           <w:rFonts w:ascii="Consolas" w:hAnsi="Consolas"/>
-          <w:color w:val="8B1A1A"/>
+          <w:color w:val="000000"/>
           <w:sz w:val="19"/>
         </w:rPr>
         <w:t>http://localhost:8000/docs</w:t>
@@ -43,7 +43,7 @@
       <w:r>
         <w:rPr>
           <w:rFonts w:ascii="Consolas" w:hAnsi="Consolas"/>
-          <w:color w:val="8B1A1A"/>
+          <w:color w:val="000000"/>
           <w:sz w:val="19"/>
         </w:rPr>
         <w:t>data_sample/curated/math_record_sample.parquet</w:t>
@@ -54,7 +54,7 @@
       <w:r>
         <w:rPr>
           <w:rFonts w:ascii="Consolas" w:hAnsi="Consolas"/>
-          <w:color w:val="8B1A1A"/>
+          <w:color w:val="000000"/>
           <w:sz w:val="19"/>
         </w:rPr>
         <w:t>record_id</w:t>
@@ -88,7 +88,7 @@
         <w:tc>
           <w:tcPr>
             <w:tcW w:type="dxa" w:w="1949"/>
-            <w:shd w:val="clear" w:color="auto" w:fill="D9E2F3"/>
+            <w:shd w:val="clear" w:color="auto" w:fill="E7E6E6"/>
           </w:tcPr>
           <w:p>
             <w:r>
@@ -108,7 +108,7 @@
         <w:tc>
           <w:tcPr>
             <w:tcW w:type="dxa" w:w="1949"/>
-            <w:shd w:val="clear" w:color="auto" w:fill="D9E2F3"/>
+            <w:shd w:val="clear" w:color="auto" w:fill="E7E6E6"/>
           </w:tcPr>
           <w:p>
             <w:r>
@@ -128,7 +128,7 @@
         <w:tc>
           <w:tcPr>
             <w:tcW w:type="dxa" w:w="1949"/>
-            <w:shd w:val="clear" w:color="auto" w:fill="D9E2F3"/>
+            <w:shd w:val="clear" w:color="auto" w:fill="E7E6E6"/>
           </w:tcPr>
           <w:p>
             <w:r>
@@ -148,7 +148,7 @@
         <w:tc>
           <w:tcPr>
             <w:tcW w:type="dxa" w:w="1949"/>
-            <w:shd w:val="clear" w:color="auto" w:fill="D9E2F3"/>
+            <w:shd w:val="clear" w:color="auto" w:fill="E7E6E6"/>
           </w:tcPr>
           <w:p>
             <w:r>
@@ -168,7 +168,7 @@
         <w:tc>
           <w:tcPr>
             <w:tcW w:type="dxa" w:w="1949"/>
-            <w:shd w:val="clear" w:color="auto" w:fill="D9E2F3"/>
+            <w:shd w:val="clear" w:color="auto" w:fill="E7E6E6"/>
           </w:tcPr>
           <w:p>
             <w:r>
@@ -210,7 +210,7 @@
             <w:r>
               <w:rPr>
                 <w:rFonts w:ascii="Consolas" w:hAnsi="Consolas"/>
-                <w:color w:val="8B1A1A"/>
+                <w:color w:val="000000"/>
                 <w:sz w:val="18"/>
               </w:rPr>
               <w:t>/health</w:t>
@@ -284,7 +284,7 @@
             <w:r>
               <w:rPr>
                 <w:rFonts w:ascii="Consolas" w:hAnsi="Consolas"/>
-                <w:color w:val="8B1A1A"/>
+                <w:color w:val="000000"/>
                 <w:sz w:val="18"/>
               </w:rPr>
               <w:t>/stats</w:t>
@@ -358,7 +358,7 @@
             <w:r>
               <w:rPr>
                 <w:rFonts w:ascii="Consolas" w:hAnsi="Consolas"/>
-                <w:color w:val="8B1A1A"/>
+                <w:color w:val="000000"/>
                 <w:sz w:val="18"/>
               </w:rPr>
               <w:t>/records/{record_id}</w:t>
@@ -374,7 +374,7 @@
             <w:r>
               <w:rPr>
                 <w:rFonts w:ascii="Consolas" w:hAnsi="Consolas"/>
-                <w:color w:val="8B1A1A"/>
+                <w:color w:val="000000"/>
                 <w:sz w:val="18"/>
               </w:rPr>
               <w:t>record_id</w:t>
@@ -440,7 +440,7 @@
             <w:r>
               <w:rPr>
                 <w:rFonts w:ascii="Consolas" w:hAnsi="Consolas"/>
-                <w:color w:val="8B1A1A"/>
+                <w:color w:val="000000"/>
                 <w:sz w:val="18"/>
               </w:rPr>
               <w:t>/records</w:t>
@@ -456,7 +456,7 @@
             <w:r>
               <w:rPr>
                 <w:rFonts w:ascii="Consolas" w:hAnsi="Consolas"/>
-                <w:color w:val="8B1A1A"/>
+                <w:color w:val="000000"/>
                 <w:sz w:val="18"/>
               </w:rPr>
               <w:t>source</w:t>
@@ -470,7 +470,7 @@
             <w:r>
               <w:rPr>
                 <w:rFonts w:ascii="Consolas" w:hAnsi="Consolas"/>
-                <w:color w:val="8B1A1A"/>
+                <w:color w:val="000000"/>
                 <w:sz w:val="18"/>
               </w:rPr>
               <w:t>split</w:t>
@@ -484,7 +484,7 @@
             <w:r>
               <w:rPr>
                 <w:rFonts w:ascii="Consolas" w:hAnsi="Consolas"/>
-                <w:color w:val="8B1A1A"/>
+                <w:color w:val="000000"/>
                 <w:sz w:val="18"/>
               </w:rPr>
               <w:t>subset</w:t>
@@ -498,7 +498,7 @@
             <w:r>
               <w:rPr>
                 <w:rFonts w:ascii="Consolas" w:hAnsi="Consolas"/>
-                <w:color w:val="8B1A1A"/>
+                <w:color w:val="000000"/>
                 <w:sz w:val="18"/>
               </w:rPr>
               <w:t>has_lean</w:t>
@@ -512,7 +512,7 @@
             <w:r>
               <w:rPr>
                 <w:rFonts w:ascii="Consolas" w:hAnsi="Consolas"/>
-                <w:color w:val="8B1A1A"/>
+                <w:color w:val="000000"/>
                 <w:sz w:val="18"/>
               </w:rPr>
               <w:t>record_type</w:t>
@@ -526,7 +526,7 @@
             <w:r>
               <w:rPr>
                 <w:rFonts w:ascii="Consolas" w:hAnsi="Consolas"/>
-                <w:color w:val="8B1A1A"/>
+                <w:color w:val="000000"/>
                 <w:sz w:val="18"/>
               </w:rPr>
               <w:t>fields</w:t>
@@ -540,7 +540,7 @@
             <w:r>
               <w:rPr>
                 <w:rFonts w:ascii="Consolas" w:hAnsi="Consolas"/>
-                <w:color w:val="8B1A1A"/>
+                <w:color w:val="000000"/>
                 <w:sz w:val="18"/>
               </w:rPr>
               <w:t>limit</w:t>
@@ -554,7 +554,7 @@
             <w:r>
               <w:rPr>
                 <w:rFonts w:ascii="Consolas" w:hAnsi="Consolas"/>
-                <w:color w:val="8B1A1A"/>
+                <w:color w:val="000000"/>
                 <w:sz w:val="18"/>
               </w:rPr>
               <w:t>after</w:t>
@@ -576,7 +576,7 @@
             <w:r>
               <w:rPr>
                 <w:rFonts w:ascii="Consolas" w:hAnsi="Consolas"/>
-                <w:color w:val="8B1A1A"/>
+                <w:color w:val="000000"/>
                 <w:sz w:val="18"/>
               </w:rPr>
               <w:t>next_after</w:t>
@@ -628,7 +628,7 @@
             <w:r>
               <w:rPr>
                 <w:rFonts w:ascii="Consolas" w:hAnsi="Consolas"/>
-                <w:color w:val="8B1A1A"/>
+                <w:color w:val="000000"/>
                 <w:sz w:val="18"/>
               </w:rPr>
               <w:t>/premises/{premise}/theorems</w:t>
@@ -644,7 +644,7 @@
             <w:r>
               <w:rPr>
                 <w:rFonts w:ascii="Consolas" w:hAnsi="Consolas"/>
-                <w:color w:val="8B1A1A"/>
+                <w:color w:val="000000"/>
                 <w:sz w:val="18"/>
               </w:rPr>
               <w:t>limit</w:t>
@@ -704,7 +704,7 @@
             <w:r>
               <w:rPr>
                 <w:rFonts w:ascii="Consolas" w:hAnsi="Consolas"/>
-                <w:color w:val="8B1A1A"/>
+                <w:color w:val="000000"/>
                 <w:sz w:val="18"/>
               </w:rPr>
               <w:t>/pairs/nl-formal</w:t>
@@ -720,7 +720,7 @@
             <w:r>
               <w:rPr>
                 <w:rFonts w:ascii="Consolas" w:hAnsi="Consolas"/>
-                <w:color w:val="8B1A1A"/>
+                <w:color w:val="000000"/>
                 <w:sz w:val="18"/>
               </w:rPr>
               <w:t>split</w:t>
@@ -786,7 +786,7 @@
             <w:r>
               <w:rPr>
                 <w:rFonts w:ascii="Consolas" w:hAnsi="Consolas"/>
-                <w:color w:val="8B1A1A"/>
+                <w:color w:val="000000"/>
                 <w:sz w:val="18"/>
               </w:rPr>
               <w:t>/provenance/{record_id}</w:t>
@@ -860,7 +860,7 @@
             <w:r>
               <w:rPr>
                 <w:rFonts w:ascii="Consolas" w:hAnsi="Consolas"/>
-                <w:color w:val="8B1A1A"/>
+                <w:color w:val="000000"/>
                 <w:sz w:val="18"/>
               </w:rPr>
               <w:t>/catalog</w:t>
@@ -934,7 +934,7 @@
             <w:r>
               <w:rPr>
                 <w:rFonts w:ascii="Consolas" w:hAnsi="Consolas"/>
-                <w:color w:val="8B1A1A"/>
+                <w:color w:val="000000"/>
                 <w:sz w:val="18"/>
               </w:rPr>
               <w:t>/export</w:t>
@@ -950,7 +950,7 @@
             <w:r>
               <w:rPr>
                 <w:rFonts w:ascii="Consolas" w:hAnsi="Consolas"/>
-                <w:color w:val="8B1A1A"/>
+                <w:color w:val="000000"/>
                 <w:sz w:val="18"/>
               </w:rPr>
               <w:t>source</w:t>
@@ -964,7 +964,7 @@
             <w:r>
               <w:rPr>
                 <w:rFonts w:ascii="Consolas" w:hAnsi="Consolas"/>
-                <w:color w:val="8B1A1A"/>
+                <w:color w:val="000000"/>
                 <w:sz w:val="18"/>
               </w:rPr>
               <w:t>split</w:t>
@@ -978,7 +978,7 @@
             <w:r>
               <w:rPr>
                 <w:rFonts w:ascii="Consolas" w:hAnsi="Consolas"/>
-                <w:color w:val="8B1A1A"/>
+                <w:color w:val="000000"/>
                 <w:sz w:val="18"/>
               </w:rPr>
               <w:t>fields</w:t>
@@ -992,7 +992,7 @@
             <w:r>
               <w:rPr>
                 <w:rFonts w:ascii="Consolas" w:hAnsi="Consolas"/>
-                <w:color w:val="8B1A1A"/>
+                <w:color w:val="000000"/>
                 <w:sz w:val="18"/>
               </w:rPr>
               <w:t>fmt</w:t>
@@ -1046,7 +1046,7 @@
       <w:r>
         <w:rPr>
           <w:rFonts w:ascii="Consolas" w:hAnsi="Consolas"/>
-          <w:color w:val="8B1A1A"/>
+          <w:color w:val="000000"/>
           <w:sz w:val="19"/>
         </w:rPr>
         <w:t>record_id</w:t>
@@ -1057,7 +1057,7 @@
       <w:r>
         <w:rPr>
           <w:rFonts w:ascii="Consolas" w:hAnsi="Consolas"/>
-          <w:color w:val="8B1A1A"/>
+          <w:color w:val="000000"/>
           <w:sz w:val="19"/>
         </w:rPr>
         <w:t>^[0-9a-f]{20}$</w:t>
@@ -1068,7 +1068,7 @@
       <w:r>
         <w:rPr>
           <w:rFonts w:ascii="Consolas" w:hAnsi="Consolas"/>
-          <w:color w:val="8B1A1A"/>
+          <w:color w:val="000000"/>
           <w:sz w:val="19"/>
         </w:rPr>
         <w:t>source</w:t>
@@ -1079,7 +1079,7 @@
       <w:r>
         <w:rPr>
           <w:rFonts w:ascii="Consolas" w:hAnsi="Consolas"/>
-          <w:color w:val="8B1A1A"/>
+          <w:color w:val="000000"/>
           <w:sz w:val="19"/>
         </w:rPr>
         <w:t>record_type</w:t>
@@ -1090,7 +1090,7 @@
       <w:r>
         <w:rPr>
           <w:rFonts w:ascii="Consolas" w:hAnsi="Consolas"/>
-          <w:color w:val="8B1A1A"/>
+          <w:color w:val="000000"/>
           <w:sz w:val="19"/>
         </w:rPr>
         <w:t>split</w:t>
@@ -1101,7 +1101,7 @@
       <w:r>
         <w:rPr>
           <w:rFonts w:ascii="Consolas" w:hAnsi="Consolas"/>
-          <w:color w:val="8B1A1A"/>
+          <w:color w:val="000000"/>
           <w:sz w:val="19"/>
         </w:rPr>
         <w:t>fields</w:t>
@@ -1166,7 +1166,7 @@
       <w:r>
         <w:rPr>
           <w:rFonts w:ascii="Consolas" w:hAnsi="Consolas"/>
-          <w:color w:val="8B1A1A"/>
+          <w:color w:val="000000"/>
           <w:sz w:val="19"/>
         </w:rPr>
         <w:t>record_id</w:t>
@@ -1194,7 +1194,7 @@
         <w:tc>
           <w:tcPr>
             <w:tcW w:type="dxa" w:w="1392"/>
-            <w:shd w:val="clear" w:color="auto" w:fill="D9E2F3"/>
+            <w:shd w:val="clear" w:color="auto" w:fill="E7E6E6"/>
           </w:tcPr>
           <w:p>
             <w:r>
@@ -1214,7 +1214,7 @@
         <w:tc>
           <w:tcPr>
             <w:tcW w:type="dxa" w:w="1392"/>
-            <w:shd w:val="clear" w:color="auto" w:fill="D9E2F3"/>
+            <w:shd w:val="clear" w:color="auto" w:fill="E7E6E6"/>
           </w:tcPr>
           <w:p>
             <w:r>
@@ -1234,7 +1234,7 @@
         <w:tc>
           <w:tcPr>
             <w:tcW w:type="dxa" w:w="1392"/>
-            <w:shd w:val="clear" w:color="auto" w:fill="D9E2F3"/>
+            <w:shd w:val="clear" w:color="auto" w:fill="E7E6E6"/>
           </w:tcPr>
           <w:p>
             <w:r>
@@ -1254,7 +1254,7 @@
         <w:tc>
           <w:tcPr>
             <w:tcW w:type="dxa" w:w="1392"/>
-            <w:shd w:val="clear" w:color="auto" w:fill="D9E2F3"/>
+            <w:shd w:val="clear" w:color="auto" w:fill="E7E6E6"/>
           </w:tcPr>
           <w:p>
             <w:r>
@@ -1274,7 +1274,7 @@
         <w:tc>
           <w:tcPr>
             <w:tcW w:type="dxa" w:w="1392"/>
-            <w:shd w:val="clear" w:color="auto" w:fill="D9E2F3"/>
+            <w:shd w:val="clear" w:color="auto" w:fill="E7E6E6"/>
           </w:tcPr>
           <w:p>
             <w:r>
@@ -1294,7 +1294,7 @@
         <w:tc>
           <w:tcPr>
             <w:tcW w:type="dxa" w:w="1392"/>
-            <w:shd w:val="clear" w:color="auto" w:fill="D9E2F3"/>
+            <w:shd w:val="clear" w:color="auto" w:fill="E7E6E6"/>
           </w:tcPr>
           <w:p>
             <w:r>
@@ -1314,7 +1314,7 @@
         <w:tc>
           <w:tcPr>
             <w:tcW w:type="dxa" w:w="1392"/>
-            <w:shd w:val="clear" w:color="auto" w:fill="D9E2F3"/>
+            <w:shd w:val="clear" w:color="auto" w:fill="E7E6E6"/>
           </w:tcPr>
           <w:p>
             <w:r>
@@ -1658,7 +1658,7 @@
       <w:r>
         <w:rPr>
           <w:rFonts w:ascii="Consolas" w:hAnsi="Consolas"/>
-          <w:color w:val="8B1A1A"/>
+          <w:color w:val="000000"/>
           <w:sz w:val="19"/>
         </w:rPr>
         <w:t>record_id → tệp/row group</w:t>
@@ -1685,7 +1685,7 @@
       <w:r>
         <w:rPr>
           <w:rFonts w:ascii="Consolas" w:hAnsi="Consolas"/>
-          <w:color w:val="8B1A1A"/>
+          <w:color w:val="000000"/>
           <w:sz w:val="19"/>
         </w:rPr>
         <w:t>docs/data_contract.md</w:t>
@@ -2069,6 +2069,7 @@
     <w:rsid w:val="00FC693F"/>
     <w:rPr>
       <w:rFonts w:ascii="Times New Roman" w:hAnsi="Times New Roman" w:eastAsia="Times New Roman"/>
+      <w:color w:val="000000"/>
       <w:sz w:val="24"/>
     </w:rPr>
   </w:style>
@@ -2134,7 +2135,7 @@
       <w:rFonts w:ascii="Times New Roman" w:hAnsi="Times New Roman" w:eastAsia="Times New Roman" w:cs="Times New Roman"/>
       <w:b/>
       <w:bCs/>
-      <w:color w:val="1F3A68"/>
+      <w:color w:val="000000"/>
       <w:sz w:val="28"/>
       <w:szCs w:val="28"/>
     </w:rPr>
@@ -2158,7 +2159,7 @@
       <w:rFonts w:ascii="Times New Roman" w:hAnsi="Times New Roman" w:eastAsia="Times New Roman" w:cs="Times New Roman"/>
       <w:b/>
       <w:bCs/>
-      <w:color w:val="1F3A68"/>
+      <w:color w:val="000000"/>
       <w:sz w:val="26"/>
       <w:szCs w:val="26"/>
     </w:rPr>
@@ -2182,7 +2183,7 @@
       <w:rFonts w:ascii="Times New Roman" w:hAnsi="Times New Roman" w:eastAsia="Times New Roman" w:cs="Times New Roman"/>
       <w:b/>
       <w:bCs/>
-      <w:color w:val="1F3A68"/>
+      <w:color w:val="000000"/>
     </w:rPr>
   </w:style>
   <w:style w:type="paragraph" w:styleId="Heading4">
@@ -2207,7 +2208,7 @@
       <w:bCs/>
       <w:i/>
       <w:iCs/>
-      <w:color w:val="1F3A68"/>
+      <w:color w:val="000000"/>
     </w:rPr>
   </w:style>
   <w:style w:type="paragraph" w:styleId="Heading5">
@@ -2228,7 +2229,7 @@
     </w:pPr>
     <w:rPr>
       <w:rFonts w:asciiTheme="majorHAnsi" w:eastAsiaTheme="majorEastAsia" w:hAnsiTheme="majorHAnsi" w:cstheme="majorBidi"/>
-      <w:color w:val="243F60" w:themeColor="accent1" w:themeShade="7F"/>
+      <w:color w:val="000000"/>
     </w:rPr>
   </w:style>
   <w:style w:type="paragraph" w:styleId="Heading6">
@@ -2251,7 +2252,7 @@
       <w:rFonts w:asciiTheme="majorHAnsi" w:eastAsiaTheme="majorEastAsia" w:hAnsiTheme="majorHAnsi" w:cstheme="majorBidi"/>
       <w:i/>
       <w:iCs/>
-      <w:color w:val="243F60" w:themeColor="accent1" w:themeShade="7F"/>
+      <w:color w:val="000000"/>
     </w:rPr>
   </w:style>
   <w:style w:type="paragraph" w:styleId="Heading7">
@@ -2274,7 +2275,7 @@
       <w:rFonts w:asciiTheme="majorHAnsi" w:eastAsiaTheme="majorEastAsia" w:hAnsiTheme="majorHAnsi" w:cstheme="majorBidi"/>
       <w:i/>
       <w:iCs/>
-      <w:color w:val="404040" w:themeColor="text1" w:themeTint="BF"/>
+      <w:color w:val="000000"/>
     </w:rPr>
   </w:style>
   <w:style w:type="paragraph" w:styleId="Heading8">
@@ -2295,7 +2296,7 @@
     </w:pPr>
     <w:rPr>
       <w:rFonts w:asciiTheme="majorHAnsi" w:eastAsiaTheme="majorEastAsia" w:hAnsiTheme="majorHAnsi" w:cstheme="majorBidi"/>
-      <w:color w:val="4F81BD" w:themeColor="accent1"/>
+      <w:color w:val="000000"/>
       <w:sz w:val="20"/>
       <w:szCs w:val="20"/>
     </w:rPr>
@@ -2320,7 +2321,7 @@
       <w:rFonts w:asciiTheme="majorHAnsi" w:eastAsiaTheme="majorEastAsia" w:hAnsiTheme="majorHAnsi" w:cstheme="majorBidi"/>
       <w:i/>
       <w:iCs/>
-      <w:color w:val="404040" w:themeColor="text1" w:themeTint="BF"/>
+      <w:color w:val="000000"/>
       <w:sz w:val="20"/>
       <w:szCs w:val="20"/>
     </w:rPr>
@@ -2371,7 +2372,7 @@
       <w:rFonts w:asciiTheme="majorHAnsi" w:eastAsiaTheme="majorEastAsia" w:hAnsiTheme="majorHAnsi" w:cstheme="majorBidi"/>
       <w:b/>
       <w:bCs/>
-      <w:color w:val="365F91" w:themeColor="accent1" w:themeShade="BF"/>
+      <w:color w:val="000000"/>
       <w:sz w:val="28"/>
       <w:szCs w:val="28"/>
     </w:rPr>
@@ -2386,7 +2387,7 @@
       <w:rFonts w:asciiTheme="majorHAnsi" w:eastAsiaTheme="majorEastAsia" w:hAnsiTheme="majorHAnsi" w:cstheme="majorBidi"/>
       <w:b/>
       <w:bCs/>
-      <w:color w:val="4F81BD" w:themeColor="accent1"/>
+      <w:color w:val="000000"/>
       <w:sz w:val="26"/>
       <w:szCs w:val="26"/>
     </w:rPr>
@@ -2401,7 +2402,7 @@
       <w:rFonts w:asciiTheme="majorHAnsi" w:eastAsiaTheme="majorEastAsia" w:hAnsiTheme="majorHAnsi" w:cstheme="majorBidi"/>
       <w:b/>
       <w:bCs/>
-      <w:color w:val="4F81BD" w:themeColor="accent1"/>
+      <w:color w:val="000000"/>
     </w:rPr>
   </w:style>
   <w:style w:type="paragraph" w:styleId="Title">
@@ -2421,7 +2422,7 @@
     </w:pPr>
     <w:rPr>
       <w:rFonts w:ascii="Times New Roman" w:hAnsi="Times New Roman" w:eastAsia="Times New Roman" w:cs="Times New Roman"/>
-      <w:color w:val="1F3A68"/>
+      <w:color w:val="000000"/>
       <w:spacing w:val="5"/>
       <w:kern w:val="28"/>
       <w:sz w:val="52"/>
@@ -2436,7 +2437,7 @@
     <w:rsid w:val="00FC693F"/>
     <w:rPr>
       <w:rFonts w:asciiTheme="majorHAnsi" w:eastAsiaTheme="majorEastAsia" w:hAnsiTheme="majorHAnsi" w:cstheme="majorBidi"/>
-      <w:color w:val="17365D" w:themeColor="text2" w:themeShade="BF"/>
+      <w:color w:val="000000"/>
       <w:spacing w:val="5"/>
       <w:kern w:val="28"/>
       <w:sz w:val="52"/>
@@ -2460,7 +2461,7 @@
       <w:rFonts w:asciiTheme="majorHAnsi" w:eastAsiaTheme="majorEastAsia" w:hAnsiTheme="majorHAnsi" w:cstheme="majorBidi"/>
       <w:i/>
       <w:iCs/>
-      <w:color w:val="4F81BD" w:themeColor="accent1"/>
+      <w:color w:val="000000"/>
       <w:spacing w:val="15"/>
       <w:sz w:val="24"/>
       <w:szCs w:val="24"/>
@@ -2476,7 +2477,7 @@
       <w:rFonts w:asciiTheme="majorHAnsi" w:eastAsiaTheme="majorEastAsia" w:hAnsiTheme="majorHAnsi" w:cstheme="majorBidi"/>
       <w:i/>
       <w:iCs/>
-      <w:color w:val="4F81BD" w:themeColor="accent1"/>
+      <w:color w:val="000000"/>
       <w:spacing w:val="15"/>
       <w:sz w:val="24"/>
       <w:szCs w:val="24"/>
@@ -2748,7 +2749,7 @@
     <w:rPr>
       <w:i/>
       <w:iCs/>
-      <w:color w:val="000000" w:themeColor="text1"/>
+      <w:color w:val="000000"/>
     </w:rPr>
   </w:style>
   <w:style w:type="character" w:customStyle="1" w:styleId="QuoteChar">
@@ -2760,7 +2761,7 @@
     <w:rPr>
       <w:i/>
       <w:iCs/>
-      <w:color w:val="000000" w:themeColor="text1"/>
+      <w:color w:val="000000"/>
     </w:rPr>
   </w:style>
   <w:style w:type="character" w:customStyle="1" w:styleId="Heading4Char">
@@ -2776,7 +2777,7 @@
       <w:bCs/>
       <w:i/>
       <w:iCs/>
-      <w:color w:val="4F81BD" w:themeColor="accent1"/>
+      <w:color w:val="000000"/>
     </w:rPr>
   </w:style>
   <w:style w:type="character" w:customStyle="1" w:styleId="Heading5Char">
@@ -2788,7 +2789,7 @@
     <w:rsid w:val="00FC693F"/>
     <w:rPr>
       <w:rFonts w:asciiTheme="majorHAnsi" w:eastAsiaTheme="majorEastAsia" w:hAnsiTheme="majorHAnsi" w:cstheme="majorBidi"/>
-      <w:color w:val="243F60" w:themeColor="accent1" w:themeShade="7F"/>
+      <w:color w:val="000000"/>
     </w:rPr>
   </w:style>
   <w:style w:type="character" w:customStyle="1" w:styleId="Heading6Char">
@@ -2802,7 +2803,7 @@
       <w:rFonts w:asciiTheme="majorHAnsi" w:eastAsiaTheme="majorEastAsia" w:hAnsiTheme="majorHAnsi" w:cstheme="majorBidi"/>
       <w:i/>
       <w:iCs/>
-      <w:color w:val="243F60" w:themeColor="accent1" w:themeShade="7F"/>
+      <w:color w:val="000000"/>
     </w:rPr>
   </w:style>
   <w:style w:type="character" w:customStyle="1" w:styleId="Heading7Char">
@@ -2816,7 +2817,7 @@
       <w:rFonts w:asciiTheme="majorHAnsi" w:eastAsiaTheme="majorEastAsia" w:hAnsiTheme="majorHAnsi" w:cstheme="majorBidi"/>
       <w:i/>
       <w:iCs/>
-      <w:color w:val="404040" w:themeColor="text1" w:themeTint="BF"/>
+      <w:color w:val="000000"/>
     </w:rPr>
   </w:style>
   <w:style w:type="character" w:customStyle="1" w:styleId="Heading8Char">
@@ -2828,7 +2829,7 @@
     <w:rsid w:val="00FC693F"/>
     <w:rPr>
       <w:rFonts w:asciiTheme="majorHAnsi" w:eastAsiaTheme="majorEastAsia" w:hAnsiTheme="majorHAnsi" w:cstheme="majorBidi"/>
-      <w:color w:val="4F81BD" w:themeColor="accent1"/>
+      <w:color w:val="000000"/>
       <w:sz w:val="20"/>
       <w:szCs w:val="20"/>
     </w:rPr>
@@ -2844,7 +2845,7 @@
       <w:rFonts w:asciiTheme="majorHAnsi" w:eastAsiaTheme="majorEastAsia" w:hAnsiTheme="majorHAnsi" w:cstheme="majorBidi"/>
       <w:i/>
       <w:iCs/>
-      <w:color w:val="404040" w:themeColor="text1" w:themeTint="BF"/>
+      <w:color w:val="000000"/>
       <w:sz w:val="20"/>
       <w:szCs w:val="20"/>
     </w:rPr>
@@ -2864,7 +2865,7 @@
     <w:rPr>
       <w:b/>
       <w:bCs/>
-      <w:color w:val="4F81BD" w:themeColor="accent1"/>
+      <w:color w:val="000000"/>
       <w:sz w:val="18"/>
       <w:szCs w:val="18"/>
     </w:rPr>
@@ -2911,7 +2912,7 @@
       <w:bCs/>
       <w:i/>
       <w:iCs/>
-      <w:color w:val="4F81BD" w:themeColor="accent1"/>
+      <w:color w:val="000000"/>
     </w:rPr>
   </w:style>
   <w:style w:type="character" w:customStyle="1" w:styleId="IntenseQuoteChar">
@@ -2925,7 +2926,7 @@
       <w:bCs/>
       <w:i/>
       <w:iCs/>
-      <w:color w:val="4F81BD" w:themeColor="accent1"/>
+      <w:color w:val="000000"/>
     </w:rPr>
   </w:style>
   <w:style w:type="character" w:styleId="SubtleEmphasis">
@@ -2937,7 +2938,7 @@
     <w:rPr>
       <w:i/>
       <w:iCs/>
-      <w:color w:val="808080" w:themeColor="text1" w:themeTint="7F"/>
+      <w:color w:val="000000"/>
     </w:rPr>
   </w:style>
   <w:style w:type="character" w:styleId="IntenseEmphasis">
@@ -2951,7 +2952,7 @@
       <w:bCs/>
       <w:i/>
       <w:iCs/>
-      <w:color w:val="4F81BD" w:themeColor="accent1"/>
+      <w:color w:val="000000"/>
     </w:rPr>
   </w:style>
   <w:style w:type="character" w:styleId="SubtleReference">
@@ -2962,7 +2963,7 @@
     <w:rsid w:val="00FC693F"/>
     <w:rPr>
       <w:smallCaps/>
-      <w:color w:val="C0504D" w:themeColor="accent2"/>
+      <w:color w:val="000000"/>
       <w:u w:val="single"/>
     </w:rPr>
   </w:style>
@@ -2976,7 +2977,7 @@
       <w:b/>
       <w:bCs/>
       <w:smallCaps/>
-      <w:color w:val="C0504D" w:themeColor="accent2"/>
+      <w:color w:val="000000"/>
       <w:spacing w:val="5"/>
       <w:u w:val="single"/>
     </w:rPr>
@@ -3042,7 +3043,7 @@
       <w:spacing w:after="0" w:line="240" w:lineRule="auto"/>
     </w:pPr>
     <w:rPr>
-      <w:color w:val="000000" w:themeColor="text1" w:themeShade="BF"/>
+      <w:color w:val="000000"/>
     </w:rPr>
     <w:tblPr>
       <w:tblStyleRowBandSize w:val="1"/>
@@ -3145,7 +3146,7 @@
       <w:spacing w:after="0" w:line="240" w:lineRule="auto"/>
     </w:pPr>
     <w:rPr>
-      <w:color w:val="365F91" w:themeColor="accent1" w:themeShade="BF"/>
+      <w:color w:val="000000"/>
     </w:rPr>
     <w:tblPr>
       <w:tblStyleRowBandSize w:val="1"/>
@@ -3248,7 +3249,7 @@
       <w:spacing w:after="0" w:line="240" w:lineRule="auto"/>
     </w:pPr>
     <w:rPr>
-      <w:color w:val="943634" w:themeColor="accent2" w:themeShade="BF"/>
+      <w:color w:val="000000"/>
     </w:rPr>
     <w:tblPr>
       <w:tblStyleRowBandSize w:val="1"/>
@@ -3351,7 +3352,7 @@
       <w:spacing w:after="0" w:line="240" w:lineRule="auto"/>
     </w:pPr>
     <w:rPr>
-      <w:color w:val="76923C" w:themeColor="accent3" w:themeShade="BF"/>
+      <w:color w:val="000000"/>
     </w:rPr>
     <w:tblPr>
       <w:tblStyleRowBandSize w:val="1"/>
@@ -3454,7 +3455,7 @@
       <w:spacing w:after="0" w:line="240" w:lineRule="auto"/>
     </w:pPr>
     <w:rPr>
-      <w:color w:val="5F497A" w:themeColor="accent4" w:themeShade="BF"/>
+      <w:color w:val="000000"/>
     </w:rPr>
     <w:tblPr>
       <w:tblStyleRowBandSize w:val="1"/>
@@ -3557,7 +3558,7 @@
       <w:spacing w:after="0" w:line="240" w:lineRule="auto"/>
     </w:pPr>
     <w:rPr>
-      <w:color w:val="31849B" w:themeColor="accent5" w:themeShade="BF"/>
+      <w:color w:val="000000"/>
     </w:rPr>
     <w:tblPr>
       <w:tblStyleRowBandSize w:val="1"/>
@@ -3660,7 +3661,7 @@
       <w:spacing w:after="0" w:line="240" w:lineRule="auto"/>
     </w:pPr>
     <w:rPr>
-      <w:color w:val="E36C0A" w:themeColor="accent6" w:themeShade="BF"/>
+      <w:color w:val="000000"/>
     </w:rPr>
     <w:tblPr>
       <w:tblStyleRowBandSize w:val="1"/>
@@ -3786,7 +3787,7 @@
       <w:rPr>
         <w:b/>
         <w:bCs/>
-        <w:color w:val="FFFFFF" w:themeColor="background1"/>
+        <w:color w:val="000000"/>
       </w:rPr>
       <w:tblPr/>
       <w:tcPr>
@@ -3878,7 +3879,7 @@
       <w:rPr>
         <w:b/>
         <w:bCs/>
-        <w:color w:val="FFFFFF" w:themeColor="background1"/>
+        <w:color w:val="000000"/>
       </w:rPr>
       <w:tblPr/>
       <w:tcPr>
@@ -3970,7 +3971,7 @@
       <w:rPr>
         <w:b/>
         <w:bCs/>
-        <w:color w:val="FFFFFF" w:themeColor="background1"/>
+        <w:color w:val="000000"/>
       </w:rPr>
       <w:tblPr/>
       <w:tcPr>
@@ -4062,7 +4063,7 @@
       <w:rPr>
         <w:b/>
         <w:bCs/>
-        <w:color w:val="FFFFFF" w:themeColor="background1"/>
+        <w:color w:val="000000"/>
       </w:rPr>
       <w:tblPr/>
       <w:tcPr>
@@ -4154,7 +4155,7 @@
       <w:rPr>
         <w:b/>
         <w:bCs/>
-        <w:color w:val="FFFFFF" w:themeColor="background1"/>
+        <w:color w:val="000000"/>
       </w:rPr>
       <w:tblPr/>
       <w:tcPr>
@@ -4246,7 +4247,7 @@
       <w:rPr>
         <w:b/>
         <w:bCs/>
-        <w:color w:val="FFFFFF" w:themeColor="background1"/>
+        <w:color w:val="000000"/>
       </w:rPr>
       <w:tblPr/>
       <w:tcPr>
@@ -4338,7 +4339,7 @@
       <w:rPr>
         <w:b/>
         <w:bCs/>
-        <w:color w:val="FFFFFF" w:themeColor="background1"/>
+        <w:color w:val="000000"/>
       </w:rPr>
       <w:tblPr/>
       <w:tcPr>
@@ -5341,7 +5342,7 @@
       <w:rPr>
         <w:b/>
         <w:bCs/>
-        <w:color w:val="FFFFFF" w:themeColor="background1"/>
+        <w:color w:val="000000"/>
       </w:rPr>
       <w:tblPr/>
       <w:tcPr>
@@ -5447,7 +5448,7 @@
       <w:rPr>
         <w:b/>
         <w:bCs/>
-        <w:color w:val="FFFFFF" w:themeColor="background1"/>
+        <w:color w:val="000000"/>
       </w:rPr>
       <w:tblPr/>
       <w:tcPr>
@@ -5553,7 +5554,7 @@
       <w:rPr>
         <w:b/>
         <w:bCs/>
-        <w:color w:val="FFFFFF" w:themeColor="background1"/>
+        <w:color w:val="000000"/>
       </w:rPr>
       <w:tblPr/>
       <w:tcPr>
@@ -5659,7 +5660,7 @@
       <w:rPr>
         <w:b/>
         <w:bCs/>
-        <w:color w:val="FFFFFF" w:themeColor="background1"/>
+        <w:color w:val="000000"/>
       </w:rPr>
       <w:tblPr/>
       <w:tcPr>
@@ -5765,7 +5766,7 @@
       <w:rPr>
         <w:b/>
         <w:bCs/>
-        <w:color w:val="FFFFFF" w:themeColor="background1"/>
+        <w:color w:val="000000"/>
       </w:rPr>
       <w:tblPr/>
       <w:tcPr>
@@ -5871,7 +5872,7 @@
       <w:rPr>
         <w:b/>
         <w:bCs/>
-        <w:color w:val="FFFFFF" w:themeColor="background1"/>
+        <w:color w:val="000000"/>
       </w:rPr>
       <w:tblPr/>
       <w:tcPr>
@@ -5977,7 +5978,7 @@
       <w:rPr>
         <w:b/>
         <w:bCs/>
-        <w:color w:val="FFFFFF" w:themeColor="background1"/>
+        <w:color w:val="000000"/>
       </w:rPr>
       <w:tblPr/>
       <w:tcPr>
@@ -6080,7 +6081,7 @@
       <w:rPr>
         <w:b/>
         <w:bCs/>
-        <w:color w:val="FFFFFF" w:themeColor="background1"/>
+        <w:color w:val="000000"/>
       </w:rPr>
       <w:tblPr/>
       <w:tcPr>
@@ -6100,7 +6101,7 @@
         <w:spacing w:before="0" w:after="0" w:line="240" w:lineRule="auto"/>
       </w:pPr>
       <w:rPr>
-        <w:color w:val="auto"/>
+        <w:color w:val="000000"/>
       </w:rPr>
       <w:tblPr/>
       <w:tcPr>
@@ -6119,7 +6120,7 @@
       <w:rPr>
         <w:b/>
         <w:bCs/>
-        <w:color w:val="FFFFFF" w:themeColor="background1"/>
+        <w:color w:val="000000"/>
       </w:rPr>
       <w:tblPr/>
       <w:tcPr>
@@ -6138,7 +6139,7 @@
       <w:rPr>
         <w:b/>
         <w:bCs/>
-        <w:color w:val="FFFFFF" w:themeColor="background1"/>
+        <w:color w:val="000000"/>
       </w:rPr>
       <w:tblPr/>
       <w:tcPr>
@@ -6184,7 +6185,7 @@
     </w:tblStylePr>
     <w:tblStylePr w:type="nwCell">
       <w:rPr>
-        <w:color w:val="FFFFFF" w:themeColor="background1"/>
+        <w:color w:val="000000"/>
       </w:rPr>
       <w:tblPr/>
       <w:tcPr>
@@ -6229,7 +6230,7 @@
       <w:rPr>
         <w:b/>
         <w:bCs/>
-        <w:color w:val="FFFFFF" w:themeColor="background1"/>
+        <w:color w:val="000000"/>
       </w:rPr>
       <w:tblPr/>
       <w:tcPr>
@@ -6249,7 +6250,7 @@
         <w:spacing w:before="0" w:after="0" w:line="240" w:lineRule="auto"/>
       </w:pPr>
       <w:rPr>
-        <w:color w:val="auto"/>
+        <w:color w:val="000000"/>
       </w:rPr>
       <w:tblPr/>
       <w:tcPr>
@@ -6268,7 +6269,7 @@
       <w:rPr>
         <w:b/>
         <w:bCs/>
-        <w:color w:val="FFFFFF" w:themeColor="background1"/>
+        <w:color w:val="000000"/>
       </w:rPr>
       <w:tblPr/>
       <w:tcPr>
@@ -6287,7 +6288,7 @@
       <w:rPr>
         <w:b/>
         <w:bCs/>
-        <w:color w:val="FFFFFF" w:themeColor="background1"/>
+        <w:color w:val="000000"/>
       </w:rPr>
       <w:tblPr/>
       <w:tcPr>
@@ -6333,7 +6334,7 @@
     </w:tblStylePr>
     <w:tblStylePr w:type="nwCell">
       <w:rPr>
-        <w:color w:val="FFFFFF" w:themeColor="background1"/>
+        <w:color w:val="000000"/>
       </w:rPr>
       <w:tblPr/>
       <w:tcPr>
@@ -6378,7 +6379,7 @@
       <w:rPr>
         <w:b/>
         <w:bCs/>
-        <w:color w:val="FFFFFF" w:themeColor="background1"/>
+        <w:color w:val="000000"/>
       </w:rPr>
       <w:tblPr/>
       <w:tcPr>
@@ -6398,7 +6399,7 @@
         <w:spacing w:before="0" w:after="0" w:line="240" w:lineRule="auto"/>
       </w:pPr>
       <w:rPr>
-        <w:color w:val="auto"/>
+        <w:color w:val="000000"/>
       </w:rPr>
       <w:tblPr/>
       <w:tcPr>
@@ -6417,7 +6418,7 @@
       <w:rPr>
         <w:b/>
         <w:bCs/>
-        <w:color w:val="FFFFFF" w:themeColor="background1"/>
+        <w:color w:val="000000"/>
       </w:rPr>
       <w:tblPr/>
       <w:tcPr>
@@ -6436,7 +6437,7 @@
       <w:rPr>
         <w:b/>
         <w:bCs/>
-        <w:color w:val="FFFFFF" w:themeColor="background1"/>
+        <w:color w:val="000000"/>
       </w:rPr>
       <w:tblPr/>
       <w:tcPr>
@@ -6482,7 +6483,7 @@
     </w:tblStylePr>
     <w:tblStylePr w:type="nwCell">
       <w:rPr>
-        <w:color w:val="FFFFFF" w:themeColor="background1"/>
+        <w:color w:val="000000"/>
       </w:rPr>
       <w:tblPr/>
       <w:tcPr>
@@ -6527,7 +6528,7 @@
       <w:rPr>
         <w:b/>
         <w:bCs/>
-        <w:color w:val="FFFFFF" w:themeColor="background1"/>
+        <w:color w:val="000000"/>
       </w:rPr>
       <w:tblPr/>
       <w:tcPr>
@@ -6547,7 +6548,7 @@
         <w:spacing w:before="0" w:after="0" w:line="240" w:lineRule="auto"/>
       </w:pPr>
       <w:rPr>
-        <w:color w:val="auto"/>
+        <w:color w:val="000000"/>
       </w:rPr>
       <w:tblPr/>
       <w:tcPr>
@@ -6566,7 +6567,7 @@
       <w:rPr>
         <w:b/>
         <w:bCs/>
-        <w:color w:val="FFFFFF" w:themeColor="background1"/>
+        <w:color w:val="000000"/>
       </w:rPr>
       <w:tblPr/>
       <w:tcPr>
@@ -6585,7 +6586,7 @@
       <w:rPr>
         <w:b/>
         <w:bCs/>
-        <w:color w:val="FFFFFF" w:themeColor="background1"/>
+        <w:color w:val="000000"/>
       </w:rPr>
       <w:tblPr/>
       <w:tcPr>
@@ -6631,7 +6632,7 @@
     </w:tblStylePr>
     <w:tblStylePr w:type="nwCell">
       <w:rPr>
-        <w:color w:val="FFFFFF" w:themeColor="background1"/>
+        <w:color w:val="000000"/>
       </w:rPr>
       <w:tblPr/>
       <w:tcPr>
@@ -6676,7 +6677,7 @@
       <w:rPr>
         <w:b/>
         <w:bCs/>
-        <w:color w:val="FFFFFF" w:themeColor="background1"/>
+        <w:color w:val="000000"/>
       </w:rPr>
       <w:tblPr/>
       <w:tcPr>
@@ -6696,7 +6697,7 @@
         <w:spacing w:before="0" w:after="0" w:line="240" w:lineRule="auto"/>
       </w:pPr>
       <w:rPr>
-        <w:color w:val="auto"/>
+        <w:color w:val="000000"/>
       </w:rPr>
       <w:tblPr/>
       <w:tcPr>
@@ -6715,7 +6716,7 @@
       <w:rPr>
         <w:b/>
         <w:bCs/>
-        <w:color w:val="FFFFFF" w:themeColor="background1"/>
+        <w:color w:val="000000"/>
       </w:rPr>
       <w:tblPr/>
       <w:tcPr>
@@ -6734,7 +6735,7 @@
       <w:rPr>
         <w:b/>
         <w:bCs/>
-        <w:color w:val="FFFFFF" w:themeColor="background1"/>
+        <w:color w:val="000000"/>
       </w:rPr>
       <w:tblPr/>
       <w:tcPr>
@@ -6780,7 +6781,7 @@
     </w:tblStylePr>
     <w:tblStylePr w:type="nwCell">
       <w:rPr>
-        <w:color w:val="FFFFFF" w:themeColor="background1"/>
+        <w:color w:val="000000"/>
       </w:rPr>
       <w:tblPr/>
       <w:tcPr>
@@ -6825,7 +6826,7 @@
       <w:rPr>
         <w:b/>
         <w:bCs/>
-        <w:color w:val="FFFFFF" w:themeColor="background1"/>
+        <w:color w:val="000000"/>
       </w:rPr>
       <w:tblPr/>
       <w:tcPr>
@@ -6845,7 +6846,7 @@
         <w:spacing w:before="0" w:after="0" w:line="240" w:lineRule="auto"/>
       </w:pPr>
       <w:rPr>
-        <w:color w:val="auto"/>
+        <w:color w:val="000000"/>
       </w:rPr>
       <w:tblPr/>
       <w:tcPr>
@@ -6864,7 +6865,7 @@
       <w:rPr>
         <w:b/>
         <w:bCs/>
-        <w:color w:val="FFFFFF" w:themeColor="background1"/>
+        <w:color w:val="000000"/>
       </w:rPr>
       <w:tblPr/>
       <w:tcPr>
@@ -6883,7 +6884,7 @@
       <w:rPr>
         <w:b/>
         <w:bCs/>
-        <w:color w:val="FFFFFF" w:themeColor="background1"/>
+        <w:color w:val="000000"/>
       </w:rPr>
       <w:tblPr/>
       <w:tcPr>
@@ -6929,7 +6930,7 @@
     </w:tblStylePr>
     <w:tblStylePr w:type="nwCell">
       <w:rPr>
-        <w:color w:val="FFFFFF" w:themeColor="background1"/>
+        <w:color w:val="000000"/>
       </w:rPr>
       <w:tblPr/>
       <w:tcPr>
@@ -6974,7 +6975,7 @@
       <w:rPr>
         <w:b/>
         <w:bCs/>
-        <w:color w:val="FFFFFF" w:themeColor="background1"/>
+        <w:color w:val="000000"/>
       </w:rPr>
       <w:tblPr/>
       <w:tcPr>
@@ -6994,7 +6995,7 @@
         <w:spacing w:before="0" w:after="0" w:line="240" w:lineRule="auto"/>
       </w:pPr>
       <w:rPr>
-        <w:color w:val="auto"/>
+        <w:color w:val="000000"/>
       </w:rPr>
       <w:tblPr/>
       <w:tcPr>
@@ -7013,7 +7014,7 @@
       <w:rPr>
         <w:b/>
         <w:bCs/>
-        <w:color w:val="FFFFFF" w:themeColor="background1"/>
+        <w:color w:val="000000"/>
       </w:rPr>
       <w:tblPr/>
       <w:tcPr>
@@ -7032,7 +7033,7 @@
       <w:rPr>
         <w:b/>
         <w:bCs/>
-        <w:color w:val="FFFFFF" w:themeColor="background1"/>
+        <w:color w:val="000000"/>
       </w:rPr>
       <w:tblPr/>
       <w:tcPr>
@@ -7078,7 +7079,7 @@
     </w:tblStylePr>
     <w:tblStylePr w:type="nwCell">
       <w:rPr>
-        <w:color w:val="FFFFFF" w:themeColor="background1"/>
+        <w:color w:val="000000"/>
       </w:rPr>
       <w:tblPr/>
       <w:tcPr>
@@ -7102,7 +7103,7 @@
       <w:spacing w:after="0" w:line="240" w:lineRule="auto"/>
     </w:pPr>
     <w:rPr>
-      <w:color w:val="000000" w:themeColor="text1"/>
+      <w:color w:val="000000"/>
     </w:rPr>
     <w:tblPr>
       <w:tblStyleRowBandSize w:val="1"/>
@@ -7135,7 +7136,7 @@
       <w:rPr>
         <w:b/>
         <w:bCs/>
-        <w:color w:val="1F497D" w:themeColor="text2"/>
+        <w:color w:val="000000"/>
       </w:rPr>
       <w:tblPr/>
       <w:tcPr>
@@ -7186,7 +7187,7 @@
       <w:spacing w:after="0" w:line="240" w:lineRule="auto"/>
     </w:pPr>
     <w:rPr>
-      <w:color w:val="000000" w:themeColor="text1"/>
+      <w:color w:val="000000"/>
     </w:rPr>
     <w:tblPr>
       <w:tblStyleRowBandSize w:val="1"/>
@@ -7219,7 +7220,7 @@
       <w:rPr>
         <w:b/>
         <w:bCs/>
-        <w:color w:val="1F497D" w:themeColor="text2"/>
+        <w:color w:val="000000"/>
       </w:rPr>
       <w:tblPr/>
       <w:tcPr>
@@ -7270,7 +7271,7 @@
       <w:spacing w:after="0" w:line="240" w:lineRule="auto"/>
     </w:pPr>
     <w:rPr>
-      <w:color w:val="000000" w:themeColor="text1"/>
+      <w:color w:val="000000"/>
     </w:rPr>
     <w:tblPr>
       <w:tblStyleRowBandSize w:val="1"/>
@@ -7303,7 +7304,7 @@
       <w:rPr>
         <w:b/>
         <w:bCs/>
-        <w:color w:val="1F497D" w:themeColor="text2"/>
+        <w:color w:val="000000"/>
       </w:rPr>
       <w:tblPr/>
       <w:tcPr>
@@ -7354,7 +7355,7 @@
       <w:spacing w:after="0" w:line="240" w:lineRule="auto"/>
     </w:pPr>
     <w:rPr>
-      <w:color w:val="000000" w:themeColor="text1"/>
+      <w:color w:val="000000"/>
     </w:rPr>
     <w:tblPr>
       <w:tblStyleRowBandSize w:val="1"/>
@@ -7387,7 +7388,7 @@
       <w:rPr>
         <w:b/>
         <w:bCs/>
-        <w:color w:val="1F497D" w:themeColor="text2"/>
+        <w:color w:val="000000"/>
       </w:rPr>
       <w:tblPr/>
       <w:tcPr>
@@ -7438,7 +7439,7 @@
       <w:spacing w:after="0" w:line="240" w:lineRule="auto"/>
     </w:pPr>
     <w:rPr>
-      <w:color w:val="000000" w:themeColor="text1"/>
+      <w:color w:val="000000"/>
     </w:rPr>
     <w:tblPr>
       <w:tblStyleRowBandSize w:val="1"/>
@@ -7471,7 +7472,7 @@
       <w:rPr>
         <w:b/>
         <w:bCs/>
-        <w:color w:val="1F497D" w:themeColor="text2"/>
+        <w:color w:val="000000"/>
       </w:rPr>
       <w:tblPr/>
       <w:tcPr>
@@ -7522,7 +7523,7 @@
       <w:spacing w:after="0" w:line="240" w:lineRule="auto"/>
     </w:pPr>
     <w:rPr>
-      <w:color w:val="000000" w:themeColor="text1"/>
+      <w:color w:val="000000"/>
     </w:rPr>
     <w:tblPr>
       <w:tblStyleRowBandSize w:val="1"/>
@@ -7555,7 +7556,7 @@
       <w:rPr>
         <w:b/>
         <w:bCs/>
-        <w:color w:val="1F497D" w:themeColor="text2"/>
+        <w:color w:val="000000"/>
       </w:rPr>
       <w:tblPr/>
       <w:tcPr>
@@ -7606,7 +7607,7 @@
       <w:spacing w:after="0" w:line="240" w:lineRule="auto"/>
     </w:pPr>
     <w:rPr>
-      <w:color w:val="000000" w:themeColor="text1"/>
+      <w:color w:val="000000"/>
     </w:rPr>
     <w:tblPr>
       <w:tblStyleRowBandSize w:val="1"/>
@@ -7639,7 +7640,7 @@
       <w:rPr>
         <w:b/>
         <w:bCs/>
-        <w:color w:val="1F497D" w:themeColor="text2"/>
+        <w:color w:val="000000"/>
       </w:rPr>
       <w:tblPr/>
       <w:tcPr>
@@ -7691,7 +7692,7 @@
     </w:pPr>
     <w:rPr>
       <w:rFonts w:asciiTheme="majorHAnsi" w:eastAsiaTheme="majorEastAsia" w:hAnsiTheme="majorHAnsi" w:cstheme="majorBidi"/>
-      <w:color w:val="000000" w:themeColor="text1"/>
+      <w:color w:val="000000"/>
     </w:rPr>
     <w:tblPr>
       <w:tblStyleRowBandSize w:val="1"/>
@@ -7819,7 +7820,7 @@
     </w:pPr>
     <w:rPr>
       <w:rFonts w:asciiTheme="majorHAnsi" w:eastAsiaTheme="majorEastAsia" w:hAnsiTheme="majorHAnsi" w:cstheme="majorBidi"/>
-      <w:color w:val="000000" w:themeColor="text1"/>
+      <w:color w:val="000000"/>
     </w:rPr>
     <w:tblPr>
       <w:tblStyleRowBandSize w:val="1"/>
@@ -7947,7 +7948,7 @@
     </w:pPr>
     <w:rPr>
       <w:rFonts w:asciiTheme="majorHAnsi" w:eastAsiaTheme="majorEastAsia" w:hAnsiTheme="majorHAnsi" w:cstheme="majorBidi"/>
-      <w:color w:val="000000" w:themeColor="text1"/>
+      <w:color w:val="000000"/>
     </w:rPr>
     <w:tblPr>
       <w:tblStyleRowBandSize w:val="1"/>
@@ -8075,7 +8076,7 @@
     </w:pPr>
     <w:rPr>
       <w:rFonts w:asciiTheme="majorHAnsi" w:eastAsiaTheme="majorEastAsia" w:hAnsiTheme="majorHAnsi" w:cstheme="majorBidi"/>
-      <w:color w:val="000000" w:themeColor="text1"/>
+      <w:color w:val="000000"/>
     </w:rPr>
     <w:tblPr>
       <w:tblStyleRowBandSize w:val="1"/>
@@ -8203,7 +8204,7 @@
     </w:pPr>
     <w:rPr>
       <w:rFonts w:asciiTheme="majorHAnsi" w:eastAsiaTheme="majorEastAsia" w:hAnsiTheme="majorHAnsi" w:cstheme="majorBidi"/>
-      <w:color w:val="000000" w:themeColor="text1"/>
+      <w:color w:val="000000"/>
     </w:rPr>
     <w:tblPr>
       <w:tblStyleRowBandSize w:val="1"/>
@@ -8331,7 +8332,7 @@
     </w:pPr>
     <w:rPr>
       <w:rFonts w:asciiTheme="majorHAnsi" w:eastAsiaTheme="majorEastAsia" w:hAnsiTheme="majorHAnsi" w:cstheme="majorBidi"/>
-      <w:color w:val="000000" w:themeColor="text1"/>
+      <w:color w:val="000000"/>
     </w:rPr>
     <w:tblPr>
       <w:tblStyleRowBandSize w:val="1"/>
@@ -8459,7 +8460,7 @@
     </w:pPr>
     <w:rPr>
       <w:rFonts w:asciiTheme="majorHAnsi" w:eastAsiaTheme="majorEastAsia" w:hAnsiTheme="majorHAnsi" w:cstheme="majorBidi"/>
-      <w:color w:val="000000" w:themeColor="text1"/>
+      <w:color w:val="000000"/>
     </w:rPr>
     <w:tblPr>
       <w:tblStyleRowBandSize w:val="1"/>
@@ -9098,7 +9099,7 @@
     </w:pPr>
     <w:rPr>
       <w:rFonts w:asciiTheme="majorHAnsi" w:eastAsiaTheme="majorEastAsia" w:hAnsiTheme="majorHAnsi" w:cstheme="majorBidi"/>
-      <w:color w:val="000000" w:themeColor="text1"/>
+      <w:color w:val="000000"/>
     </w:rPr>
     <w:tblPr>
       <w:tblStyleRowBandSize w:val="1"/>
@@ -9126,7 +9127,7 @@
       <w:rPr>
         <w:b/>
         <w:bCs/>
-        <w:color w:val="000000" w:themeColor="text1"/>
+        <w:color w:val="000000"/>
       </w:rPr>
       <w:tblPr/>
       <w:tcPr>
@@ -9137,7 +9138,7 @@
       <w:rPr>
         <w:b/>
         <w:bCs/>
-        <w:color w:val="000000" w:themeColor="text1"/>
+        <w:color w:val="000000"/>
       </w:rPr>
       <w:tblPr/>
       <w:tcPr>
@@ -9156,7 +9157,7 @@
       <w:rPr>
         <w:b/>
         <w:bCs/>
-        <w:color w:val="000000" w:themeColor="text1"/>
+        <w:color w:val="000000"/>
       </w:rPr>
       <w:tblPr/>
       <w:tcPr>
@@ -9175,7 +9176,7 @@
       <w:rPr>
         <w:b w:val="0"/>
         <w:bCs w:val="0"/>
-        <w:color w:val="000000" w:themeColor="text1"/>
+        <w:color w:val="000000"/>
       </w:rPr>
       <w:tblPr/>
       <w:tcPr>
@@ -9223,7 +9224,7 @@
     </w:pPr>
     <w:rPr>
       <w:rFonts w:asciiTheme="majorHAnsi" w:eastAsiaTheme="majorEastAsia" w:hAnsiTheme="majorHAnsi" w:cstheme="majorBidi"/>
-      <w:color w:val="000000" w:themeColor="text1"/>
+      <w:color w:val="000000"/>
     </w:rPr>
     <w:tblPr>
       <w:tblStyleRowBandSize w:val="1"/>
@@ -9251,7 +9252,7 @@
       <w:rPr>
         <w:b/>
         <w:bCs/>
-        <w:color w:val="000000" w:themeColor="text1"/>
+        <w:color w:val="000000"/>
       </w:rPr>
       <w:tblPr/>
       <w:tcPr>
@@ -9262,7 +9263,7 @@
       <w:rPr>
         <w:b/>
         <w:bCs/>
-        <w:color w:val="000000" w:themeColor="text1"/>
+        <w:color w:val="000000"/>
       </w:rPr>
       <w:tblPr/>
       <w:tcPr>
@@ -9281,7 +9282,7 @@
       <w:rPr>
         <w:b/>
         <w:bCs/>
-        <w:color w:val="000000" w:themeColor="text1"/>
+        <w:color w:val="000000"/>
       </w:rPr>
       <w:tblPr/>
       <w:tcPr>
@@ -9300,7 +9301,7 @@
       <w:rPr>
         <w:b w:val="0"/>
         <w:bCs w:val="0"/>
-        <w:color w:val="000000" w:themeColor="text1"/>
+        <w:color w:val="000000"/>
       </w:rPr>
       <w:tblPr/>
       <w:tcPr>
@@ -9348,7 +9349,7 @@
     </w:pPr>
     <w:rPr>
       <w:rFonts w:asciiTheme="majorHAnsi" w:eastAsiaTheme="majorEastAsia" w:hAnsiTheme="majorHAnsi" w:cstheme="majorBidi"/>
-      <w:color w:val="000000" w:themeColor="text1"/>
+      <w:color w:val="000000"/>
     </w:rPr>
     <w:tblPr>
       <w:tblStyleRowBandSize w:val="1"/>
@@ -9376,7 +9377,7 @@
       <w:rPr>
         <w:b/>
         <w:bCs/>
-        <w:color w:val="000000" w:themeColor="text1"/>
+        <w:color w:val="000000"/>
       </w:rPr>
       <w:tblPr/>
       <w:tcPr>
@@ -9387,7 +9388,7 @@
       <w:rPr>
         <w:b/>
         <w:bCs/>
-        <w:color w:val="000000" w:themeColor="text1"/>
+        <w:color w:val="000000"/>
       </w:rPr>
       <w:tblPr/>
       <w:tcPr>
@@ -9406,7 +9407,7 @@
       <w:rPr>
         <w:b/>
         <w:bCs/>
-        <w:color w:val="000000" w:themeColor="text1"/>
+        <w:color w:val="000000"/>
       </w:rPr>
       <w:tblPr/>
       <w:tcPr>
@@ -9425,7 +9426,7 @@
       <w:rPr>
         <w:b w:val="0"/>
         <w:bCs w:val="0"/>
-        <w:color w:val="000000" w:themeColor="text1"/>
+        <w:color w:val="000000"/>
       </w:rPr>
       <w:tblPr/>
       <w:tcPr>
@@ -9473,7 +9474,7 @@
     </w:pPr>
     <w:rPr>
       <w:rFonts w:asciiTheme="majorHAnsi" w:eastAsiaTheme="majorEastAsia" w:hAnsiTheme="majorHAnsi" w:cstheme="majorBidi"/>
-      <w:color w:val="000000" w:themeColor="text1"/>
+      <w:color w:val="000000"/>
     </w:rPr>
     <w:tblPr>
       <w:tblStyleRowBandSize w:val="1"/>
@@ -9501,7 +9502,7 @@
       <w:rPr>
         <w:b/>
         <w:bCs/>
-        <w:color w:val="000000" w:themeColor="text1"/>
+        <w:color w:val="000000"/>
       </w:rPr>
       <w:tblPr/>
       <w:tcPr>
@@ -9512,7 +9513,7 @@
       <w:rPr>
         <w:b/>
         <w:bCs/>
-        <w:color w:val="000000" w:themeColor="text1"/>
+        <w:color w:val="000000"/>
       </w:rPr>
       <w:tblPr/>
       <w:tcPr>
@@ -9531,7 +9532,7 @@
       <w:rPr>
         <w:b/>
         <w:bCs/>
-        <w:color w:val="000000" w:themeColor="text1"/>
+        <w:color w:val="000000"/>
       </w:rPr>
       <w:tblPr/>
       <w:tcPr>
@@ -9550,7 +9551,7 @@
       <w:rPr>
         <w:b w:val="0"/>
         <w:bCs w:val="0"/>
-        <w:color w:val="000000" w:themeColor="text1"/>
+        <w:color w:val="000000"/>
       </w:rPr>
       <w:tblPr/>
       <w:tcPr>
@@ -9598,7 +9599,7 @@
     </w:pPr>
     <w:rPr>
       <w:rFonts w:asciiTheme="majorHAnsi" w:eastAsiaTheme="majorEastAsia" w:hAnsiTheme="majorHAnsi" w:cstheme="majorBidi"/>
-      <w:color w:val="000000" w:themeColor="text1"/>
+      <w:color w:val="000000"/>
     </w:rPr>
     <w:tblPr>
       <w:tblStyleRowBandSize w:val="1"/>
@@ -9626,7 +9627,7 @@
       <w:rPr>
         <w:b/>
         <w:bCs/>
-        <w:color w:val="000000" w:themeColor="text1"/>
+        <w:color w:val="000000"/>
       </w:rPr>
       <w:tblPr/>
       <w:tcPr>
@@ -9637,7 +9638,7 @@
       <w:rPr>
         <w:b/>
         <w:bCs/>
-        <w:color w:val="000000" w:themeColor="text1"/>
+        <w:color w:val="000000"/>
       </w:rPr>
       <w:tblPr/>
       <w:tcPr>
@@ -9656,7 +9657,7 @@
       <w:rPr>
         <w:b/>
         <w:bCs/>
-        <w:color w:val="000000" w:themeColor="text1"/>
+        <w:color w:val="000000"/>
       </w:rPr>
       <w:tblPr/>
       <w:tcPr>
@@ -9675,7 +9676,7 @@
       <w:rPr>
         <w:b w:val="0"/>
         <w:bCs w:val="0"/>
-        <w:color w:val="000000" w:themeColor="text1"/>
+        <w:color w:val="000000"/>
       </w:rPr>
       <w:tblPr/>
       <w:tcPr>
@@ -9723,7 +9724,7 @@
     </w:pPr>
     <w:rPr>
       <w:rFonts w:asciiTheme="majorHAnsi" w:eastAsiaTheme="majorEastAsia" w:hAnsiTheme="majorHAnsi" w:cstheme="majorBidi"/>
-      <w:color w:val="000000" w:themeColor="text1"/>
+      <w:color w:val="000000"/>
     </w:rPr>
     <w:tblPr>
       <w:tblStyleRowBandSize w:val="1"/>
@@ -9751,7 +9752,7 @@
       <w:rPr>
         <w:b/>
         <w:bCs/>
-        <w:color w:val="000000" w:themeColor="text1"/>
+        <w:color w:val="000000"/>
       </w:rPr>
       <w:tblPr/>
       <w:tcPr>
@@ -9762,7 +9763,7 @@
       <w:rPr>
         <w:b/>
         <w:bCs/>
-        <w:color w:val="000000" w:themeColor="text1"/>
+        <w:color w:val="000000"/>
       </w:rPr>
       <w:tblPr/>
       <w:tcPr>
@@ -9781,7 +9782,7 @@
       <w:rPr>
         <w:b/>
         <w:bCs/>
-        <w:color w:val="000000" w:themeColor="text1"/>
+        <w:color w:val="000000"/>
       </w:rPr>
       <w:tblPr/>
       <w:tcPr>
@@ -9800,7 +9801,7 @@
       <w:rPr>
         <w:b w:val="0"/>
         <w:bCs w:val="0"/>
-        <w:color w:val="000000" w:themeColor="text1"/>
+        <w:color w:val="000000"/>
       </w:rPr>
       <w:tblPr/>
       <w:tcPr>
@@ -9848,7 +9849,7 @@
     </w:pPr>
     <w:rPr>
       <w:rFonts w:asciiTheme="majorHAnsi" w:eastAsiaTheme="majorEastAsia" w:hAnsiTheme="majorHAnsi" w:cstheme="majorBidi"/>
-      <w:color w:val="000000" w:themeColor="text1"/>
+      <w:color w:val="000000"/>
     </w:rPr>
     <w:tblPr>
       <w:tblStyleRowBandSize w:val="1"/>
@@ -9876,7 +9877,7 @@
       <w:rPr>
         <w:b/>
         <w:bCs/>
-        <w:color w:val="000000" w:themeColor="text1"/>
+        <w:color w:val="000000"/>
       </w:rPr>
       <w:tblPr/>
       <w:tcPr>
@@ -9887,7 +9888,7 @@
       <w:rPr>
         <w:b/>
         <w:bCs/>
-        <w:color w:val="000000" w:themeColor="text1"/>
+        <w:color w:val="000000"/>
       </w:rPr>
       <w:tblPr/>
       <w:tcPr>
@@ -9906,7 +9907,7 @@
       <w:rPr>
         <w:b/>
         <w:bCs/>
-        <w:color w:val="000000" w:themeColor="text1"/>
+        <w:color w:val="000000"/>
       </w:rPr>
       <w:tblPr/>
       <w:tcPr>
@@ -9925,7 +9926,7 @@
       <w:rPr>
         <w:b w:val="0"/>
         <w:bCs w:val="0"/>
-        <w:color w:val="000000" w:themeColor="text1"/>
+        <w:color w:val="000000"/>
       </w:rPr>
       <w:tblPr/>
       <w:tcPr>
@@ -9999,7 +10000,7 @@
         <w:bCs/>
         <w:i w:val="0"/>
         <w:iCs w:val="0"/>
-        <w:color w:val="FFFFFF" w:themeColor="background1"/>
+        <w:color w:val="000000"/>
       </w:rPr>
       <w:tblPr/>
       <w:tcPr>
@@ -10020,7 +10021,7 @@
         <w:bCs/>
         <w:i w:val="0"/>
         <w:iCs w:val="0"/>
-        <w:color w:val="FFFFFF" w:themeColor="background1"/>
+        <w:color w:val="000000"/>
       </w:rPr>
       <w:tblPr/>
       <w:tcPr>
@@ -10041,7 +10042,7 @@
         <w:bCs/>
         <w:i w:val="0"/>
         <w:iCs w:val="0"/>
-        <w:color w:val="FFFFFF" w:themeColor="background1"/>
+        <w:color w:val="000000"/>
       </w:rPr>
       <w:tblPr/>
       <w:tcPr>
@@ -10060,7 +10061,7 @@
         <w:bCs/>
         <w:i w:val="0"/>
         <w:iCs w:val="0"/>
-        <w:color w:val="FFFFFF" w:themeColor="background1"/>
+        <w:color w:val="000000"/>
       </w:rPr>
       <w:tblPr/>
       <w:tcPr>
@@ -10140,7 +10141,7 @@
         <w:bCs/>
         <w:i w:val="0"/>
         <w:iCs w:val="0"/>
-        <w:color w:val="FFFFFF" w:themeColor="background1"/>
+        <w:color w:val="000000"/>
       </w:rPr>
       <w:tblPr/>
       <w:tcPr>
@@ -10161,7 +10162,7 @@
         <w:bCs/>
         <w:i w:val="0"/>
         <w:iCs w:val="0"/>
-        <w:color w:val="FFFFFF" w:themeColor="background1"/>
+        <w:color w:val="000000"/>
       </w:rPr>
       <w:tblPr/>
       <w:tcPr>
@@ -10182,7 +10183,7 @@
         <w:bCs/>
         <w:i w:val="0"/>
         <w:iCs w:val="0"/>
-        <w:color w:val="FFFFFF" w:themeColor="background1"/>
+        <w:color w:val="000000"/>
       </w:rPr>
       <w:tblPr/>
       <w:tcPr>
@@ -10201,7 +10202,7 @@
         <w:bCs/>
         <w:i w:val="0"/>
         <w:iCs w:val="0"/>
-        <w:color w:val="FFFFFF" w:themeColor="background1"/>
+        <w:color w:val="000000"/>
       </w:rPr>
       <w:tblPr/>
       <w:tcPr>
@@ -10281,7 +10282,7 @@
         <w:bCs/>
         <w:i w:val="0"/>
         <w:iCs w:val="0"/>
-        <w:color w:val="FFFFFF" w:themeColor="background1"/>
+        <w:color w:val="000000"/>
       </w:rPr>
       <w:tblPr/>
       <w:tcPr>
@@ -10302,7 +10303,7 @@
         <w:bCs/>
         <w:i w:val="0"/>
         <w:iCs w:val="0"/>
-        <w:color w:val="FFFFFF" w:themeColor="background1"/>
+        <w:color w:val="000000"/>
       </w:rPr>
       <w:tblPr/>
       <w:tcPr>
@@ -10323,7 +10324,7 @@
         <w:bCs/>
         <w:i w:val="0"/>
         <w:iCs w:val="0"/>
-        <w:color w:val="FFFFFF" w:themeColor="background1"/>
+        <w:color w:val="000000"/>
       </w:rPr>
       <w:tblPr/>
       <w:tcPr>
@@ -10342,7 +10343,7 @@
         <w:bCs/>
         <w:i w:val="0"/>
         <w:iCs w:val="0"/>
-        <w:color w:val="FFFFFF" w:themeColor="background1"/>
+        <w:color w:val="000000"/>
       </w:rPr>
       <w:tblPr/>
       <w:tcPr>
@@ -10422,7 +10423,7 @@
         <w:bCs/>
         <w:i w:val="0"/>
         <w:iCs w:val="0"/>
-        <w:color w:val="FFFFFF" w:themeColor="background1"/>
+        <w:color w:val="000000"/>
       </w:rPr>
       <w:tblPr/>
       <w:tcPr>
@@ -10443,7 +10444,7 @@
         <w:bCs/>
         <w:i w:val="0"/>
         <w:iCs w:val="0"/>
-        <w:color w:val="FFFFFF" w:themeColor="background1"/>
+        <w:color w:val="000000"/>
       </w:rPr>
       <w:tblPr/>
       <w:tcPr>
@@ -10464,7 +10465,7 @@
         <w:bCs/>
         <w:i w:val="0"/>
         <w:iCs w:val="0"/>
-        <w:color w:val="FFFFFF" w:themeColor="background1"/>
+        <w:color w:val="000000"/>
       </w:rPr>
       <w:tblPr/>
       <w:tcPr>
@@ -10483,7 +10484,7 @@
         <w:bCs/>
         <w:i w:val="0"/>
         <w:iCs w:val="0"/>
-        <w:color w:val="FFFFFF" w:themeColor="background1"/>
+        <w:color w:val="000000"/>
       </w:rPr>
       <w:tblPr/>
       <w:tcPr>
@@ -10563,7 +10564,7 @@
         <w:bCs/>
         <w:i w:val="0"/>
         <w:iCs w:val="0"/>
-        <w:color w:val="FFFFFF" w:themeColor="background1"/>
+        <w:color w:val="000000"/>
       </w:rPr>
       <w:tblPr/>
       <w:tcPr>
@@ -10584,7 +10585,7 @@
         <w:bCs/>
         <w:i w:val="0"/>
         <w:iCs w:val="0"/>
-        <w:color w:val="FFFFFF" w:themeColor="background1"/>
+        <w:color w:val="000000"/>
       </w:rPr>
       <w:tblPr/>
       <w:tcPr>
@@ -10605,7 +10606,7 @@
         <w:bCs/>
         <w:i w:val="0"/>
         <w:iCs w:val="0"/>
-        <w:color w:val="FFFFFF" w:themeColor="background1"/>
+        <w:color w:val="000000"/>
       </w:rPr>
       <w:tblPr/>
       <w:tcPr>
@@ -10624,7 +10625,7 @@
         <w:bCs/>
         <w:i w:val="0"/>
         <w:iCs w:val="0"/>
-        <w:color w:val="FFFFFF" w:themeColor="background1"/>
+        <w:color w:val="000000"/>
       </w:rPr>
       <w:tblPr/>
       <w:tcPr>
@@ -10704,7 +10705,7 @@
         <w:bCs/>
         <w:i w:val="0"/>
         <w:iCs w:val="0"/>
-        <w:color w:val="FFFFFF" w:themeColor="background1"/>
+        <w:color w:val="000000"/>
       </w:rPr>
       <w:tblPr/>
       <w:tcPr>
@@ -10725,7 +10726,7 @@
         <w:bCs/>
         <w:i w:val="0"/>
         <w:iCs w:val="0"/>
-        <w:color w:val="FFFFFF" w:themeColor="background1"/>
+        <w:color w:val="000000"/>
       </w:rPr>
       <w:tblPr/>
       <w:tcPr>
@@ -10746,7 +10747,7 @@
         <w:bCs/>
         <w:i w:val="0"/>
         <w:iCs w:val="0"/>
-        <w:color w:val="FFFFFF" w:themeColor="background1"/>
+        <w:color w:val="000000"/>
       </w:rPr>
       <w:tblPr/>
       <w:tcPr>
@@ -10765,7 +10766,7 @@
         <w:bCs/>
         <w:i w:val="0"/>
         <w:iCs w:val="0"/>
-        <w:color w:val="FFFFFF" w:themeColor="background1"/>
+        <w:color w:val="000000"/>
       </w:rPr>
       <w:tblPr/>
       <w:tcPr>
@@ -10845,7 +10846,7 @@
         <w:bCs/>
         <w:i w:val="0"/>
         <w:iCs w:val="0"/>
-        <w:color w:val="FFFFFF" w:themeColor="background1"/>
+        <w:color w:val="000000"/>
       </w:rPr>
       <w:tblPr/>
       <w:tcPr>
@@ -10866,7 +10867,7 @@
         <w:bCs/>
         <w:i w:val="0"/>
         <w:iCs w:val="0"/>
-        <w:color w:val="FFFFFF" w:themeColor="background1"/>
+        <w:color w:val="000000"/>
       </w:rPr>
       <w:tblPr/>
       <w:tcPr>
@@ -10887,7 +10888,7 @@
         <w:bCs/>
         <w:i w:val="0"/>
         <w:iCs w:val="0"/>
-        <w:color w:val="FFFFFF" w:themeColor="background1"/>
+        <w:color w:val="000000"/>
       </w:rPr>
       <w:tblPr/>
       <w:tcPr>
@@ -10906,7 +10907,7 @@
         <w:bCs/>
         <w:i w:val="0"/>
         <w:iCs w:val="0"/>
-        <w:color w:val="FFFFFF" w:themeColor="background1"/>
+        <w:color w:val="000000"/>
       </w:rPr>
       <w:tblPr/>
       <w:tcPr>
@@ -10959,7 +10960,7 @@
       <w:spacing w:after="0" w:line="240" w:lineRule="auto"/>
     </w:pPr>
     <w:rPr>
-      <w:color w:val="FFFFFF" w:themeColor="background1"/>
+      <w:color w:val="000000"/>
     </w:rPr>
     <w:tblPr>
       <w:tblStyleRowBandSize w:val="1"/>
@@ -11073,7 +11074,7 @@
       <w:spacing w:after="0" w:line="240" w:lineRule="auto"/>
     </w:pPr>
     <w:rPr>
-      <w:color w:val="FFFFFF" w:themeColor="background1"/>
+      <w:color w:val="000000"/>
     </w:rPr>
     <w:tblPr>
       <w:tblStyleRowBandSize w:val="1"/>
@@ -11187,7 +11188,7 @@
       <w:spacing w:after="0" w:line="240" w:lineRule="auto"/>
     </w:pPr>
     <w:rPr>
-      <w:color w:val="FFFFFF" w:themeColor="background1"/>
+      <w:color w:val="000000"/>
     </w:rPr>
     <w:tblPr>
       <w:tblStyleRowBandSize w:val="1"/>
@@ -11301,7 +11302,7 @@
       <w:spacing w:after="0" w:line="240" w:lineRule="auto"/>
     </w:pPr>
     <w:rPr>
-      <w:color w:val="FFFFFF" w:themeColor="background1"/>
+      <w:color w:val="000000"/>
     </w:rPr>
     <w:tblPr>
       <w:tblStyleRowBandSize w:val="1"/>
@@ -11415,7 +11416,7 @@
       <w:spacing w:after="0" w:line="240" w:lineRule="auto"/>
     </w:pPr>
     <w:rPr>
-      <w:color w:val="FFFFFF" w:themeColor="background1"/>
+      <w:color w:val="000000"/>
     </w:rPr>
     <w:tblPr>
       <w:tblStyleRowBandSize w:val="1"/>
@@ -11529,7 +11530,7 @@
       <w:spacing w:after="0" w:line="240" w:lineRule="auto"/>
     </w:pPr>
     <w:rPr>
-      <w:color w:val="FFFFFF" w:themeColor="background1"/>
+      <w:color w:val="000000"/>
     </w:rPr>
     <w:tblPr>
       <w:tblStyleRowBandSize w:val="1"/>
@@ -11643,7 +11644,7 @@
       <w:spacing w:after="0" w:line="240" w:lineRule="auto"/>
     </w:pPr>
     <w:rPr>
-      <w:color w:val="FFFFFF" w:themeColor="background1"/>
+      <w:color w:val="000000"/>
     </w:rPr>
     <w:tblPr>
       <w:tblStyleRowBandSize w:val="1"/>
@@ -11757,7 +11758,7 @@
       <w:spacing w:after="0" w:line="240" w:lineRule="auto"/>
     </w:pPr>
     <w:rPr>
-      <w:color w:val="000000" w:themeColor="text1"/>
+      <w:color w:val="000000"/>
     </w:rPr>
     <w:tblPr>
       <w:tblStyleRowBandSize w:val="1"/>
@@ -11803,7 +11804,7 @@
       <w:rPr>
         <w:b/>
         <w:bCs/>
-        <w:color w:val="FFFFFF" w:themeColor="background1"/>
+        <w:color w:val="000000"/>
       </w:rPr>
       <w:tblPr/>
       <w:tcPr>
@@ -11815,7 +11816,7 @@
     </w:tblStylePr>
     <w:tblStylePr w:type="firstCol">
       <w:rPr>
-        <w:color w:val="FFFFFF" w:themeColor="background1"/>
+        <w:color w:val="000000"/>
       </w:rPr>
       <w:tblPr/>
       <w:tcPr>
@@ -11832,7 +11833,7 @@
     </w:tblStylePr>
     <w:tblStylePr w:type="lastCol">
       <w:rPr>
-        <w:color w:val="FFFFFF" w:themeColor="background1"/>
+        <w:color w:val="000000"/>
       </w:rPr>
       <w:tblPr/>
       <w:tcPr>
@@ -11861,12 +11862,12 @@
     </w:tblStylePr>
     <w:tblStylePr w:type="neCell">
       <w:rPr>
-        <w:color w:val="000000" w:themeColor="text1"/>
+        <w:color w:val="000000"/>
       </w:rPr>
     </w:tblStylePr>
     <w:tblStylePr w:type="nwCell">
       <w:rPr>
-        <w:color w:val="000000" w:themeColor="text1"/>
+        <w:color w:val="000000"/>
       </w:rPr>
     </w:tblStylePr>
   </w:style>
@@ -11879,7 +11880,7 @@
       <w:spacing w:after="0" w:line="240" w:lineRule="auto"/>
     </w:pPr>
     <w:rPr>
-      <w:color w:val="000000" w:themeColor="text1"/>
+      <w:color w:val="000000"/>
     </w:rPr>
     <w:tblPr>
       <w:tblStyleRowBandSize w:val="1"/>
@@ -11925,7 +11926,7 @@
       <w:rPr>
         <w:b/>
         <w:bCs/>
-        <w:color w:val="FFFFFF" w:themeColor="background1"/>
+        <w:color w:val="000000"/>
       </w:rPr>
       <w:tblPr/>
       <w:tcPr>
@@ -11937,7 +11938,7 @@
     </w:tblStylePr>
     <w:tblStylePr w:type="firstCol">
       <w:rPr>
-        <w:color w:val="FFFFFF" w:themeColor="background1"/>
+        <w:color w:val="000000"/>
       </w:rPr>
       <w:tblPr/>
       <w:tcPr>
@@ -11954,7 +11955,7 @@
     </w:tblStylePr>
     <w:tblStylePr w:type="lastCol">
       <w:rPr>
-        <w:color w:val="FFFFFF" w:themeColor="background1"/>
+        <w:color w:val="000000"/>
       </w:rPr>
       <w:tblPr/>
       <w:tcPr>
@@ -11983,12 +11984,12 @@
     </w:tblStylePr>
     <w:tblStylePr w:type="neCell">
       <w:rPr>
-        <w:color w:val="000000" w:themeColor="text1"/>
+        <w:color w:val="000000"/>
       </w:rPr>
     </w:tblStylePr>
     <w:tblStylePr w:type="nwCell">
       <w:rPr>
-        <w:color w:val="000000" w:themeColor="text1"/>
+        <w:color w:val="000000"/>
       </w:rPr>
     </w:tblStylePr>
   </w:style>
@@ -12001,7 +12002,7 @@
       <w:spacing w:after="0" w:line="240" w:lineRule="auto"/>
     </w:pPr>
     <w:rPr>
-      <w:color w:val="000000" w:themeColor="text1"/>
+      <w:color w:val="000000"/>
     </w:rPr>
     <w:tblPr>
       <w:tblStyleRowBandSize w:val="1"/>
@@ -12047,7 +12048,7 @@
       <w:rPr>
         <w:b/>
         <w:bCs/>
-        <w:color w:val="FFFFFF" w:themeColor="background1"/>
+        <w:color w:val="000000"/>
       </w:rPr>
       <w:tblPr/>
       <w:tcPr>
@@ -12059,7 +12060,7 @@
     </w:tblStylePr>
     <w:tblStylePr w:type="firstCol">
       <w:rPr>
-        <w:color w:val="FFFFFF" w:themeColor="background1"/>
+        <w:color w:val="000000"/>
       </w:rPr>
       <w:tblPr/>
       <w:tcPr>
@@ -12076,7 +12077,7 @@
     </w:tblStylePr>
     <w:tblStylePr w:type="lastCol">
       <w:rPr>
-        <w:color w:val="FFFFFF" w:themeColor="background1"/>
+        <w:color w:val="000000"/>
       </w:rPr>
       <w:tblPr/>
       <w:tcPr>
@@ -12105,12 +12106,12 @@
     </w:tblStylePr>
     <w:tblStylePr w:type="neCell">
       <w:rPr>
-        <w:color w:val="000000" w:themeColor="text1"/>
+        <w:color w:val="000000"/>
       </w:rPr>
     </w:tblStylePr>
     <w:tblStylePr w:type="nwCell">
       <w:rPr>
-        <w:color w:val="000000" w:themeColor="text1"/>
+        <w:color w:val="000000"/>
       </w:rPr>
     </w:tblStylePr>
   </w:style>
@@ -12123,7 +12124,7 @@
       <w:spacing w:after="0" w:line="240" w:lineRule="auto"/>
     </w:pPr>
     <w:rPr>
-      <w:color w:val="000000" w:themeColor="text1"/>
+      <w:color w:val="000000"/>
     </w:rPr>
     <w:tblPr>
       <w:tblStyleRowBandSize w:val="1"/>
@@ -12169,7 +12170,7 @@
       <w:rPr>
         <w:b/>
         <w:bCs/>
-        <w:color w:val="FFFFFF" w:themeColor="background1"/>
+        <w:color w:val="000000"/>
       </w:rPr>
       <w:tblPr/>
       <w:tcPr>
@@ -12181,7 +12182,7 @@
     </w:tblStylePr>
     <w:tblStylePr w:type="firstCol">
       <w:rPr>
-        <w:color w:val="FFFFFF" w:themeColor="background1"/>
+        <w:color w:val="000000"/>
       </w:rPr>
       <w:tblPr/>
       <w:tcPr>
@@ -12198,7 +12199,7 @@
     </w:tblStylePr>
     <w:tblStylePr w:type="lastCol">
       <w:rPr>
-        <w:color w:val="FFFFFF" w:themeColor="background1"/>
+        <w:color w:val="000000"/>
       </w:rPr>
       <w:tblPr/>
       <w:tcPr>
@@ -12235,7 +12236,7 @@
       <w:spacing w:after="0" w:line="240" w:lineRule="auto"/>
     </w:pPr>
     <w:rPr>
-      <w:color w:val="000000" w:themeColor="text1"/>
+      <w:color w:val="000000"/>
     </w:rPr>
     <w:tblPr>
       <w:tblStyleRowBandSize w:val="1"/>
@@ -12281,7 +12282,7 @@
       <w:rPr>
         <w:b/>
         <w:bCs/>
-        <w:color w:val="FFFFFF" w:themeColor="background1"/>
+        <w:color w:val="000000"/>
       </w:rPr>
       <w:tblPr/>
       <w:tcPr>
@@ -12293,7 +12294,7 @@
     </w:tblStylePr>
     <w:tblStylePr w:type="firstCol">
       <w:rPr>
-        <w:color w:val="FFFFFF" w:themeColor="background1"/>
+        <w:color w:val="000000"/>
       </w:rPr>
       <w:tblPr/>
       <w:tcPr>
@@ -12310,7 +12311,7 @@
     </w:tblStylePr>
     <w:tblStylePr w:type="lastCol">
       <w:rPr>
-        <w:color w:val="FFFFFF" w:themeColor="background1"/>
+        <w:color w:val="000000"/>
       </w:rPr>
       <w:tblPr/>
       <w:tcPr>
@@ -12339,12 +12340,12 @@
     </w:tblStylePr>
     <w:tblStylePr w:type="neCell">
       <w:rPr>
-        <w:color w:val="000000" w:themeColor="text1"/>
+        <w:color w:val="000000"/>
       </w:rPr>
     </w:tblStylePr>
     <w:tblStylePr w:type="nwCell">
       <w:rPr>
-        <w:color w:val="000000" w:themeColor="text1"/>
+        <w:color w:val="000000"/>
       </w:rPr>
     </w:tblStylePr>
   </w:style>
@@ -12357,7 +12358,7 @@
       <w:spacing w:after="0" w:line="240" w:lineRule="auto"/>
     </w:pPr>
     <w:rPr>
-      <w:color w:val="000000" w:themeColor="text1"/>
+      <w:color w:val="000000"/>
     </w:rPr>
     <w:tblPr>
       <w:tblStyleRowBandSize w:val="1"/>
@@ -12403,7 +12404,7 @@
       <w:rPr>
         <w:b/>
         <w:bCs/>
-        <w:color w:val="FFFFFF" w:themeColor="background1"/>
+        <w:color w:val="000000"/>
       </w:rPr>
       <w:tblPr/>
       <w:tcPr>
@@ -12415,7 +12416,7 @@
     </w:tblStylePr>
     <w:tblStylePr w:type="firstCol">
       <w:rPr>
-        <w:color w:val="FFFFFF" w:themeColor="background1"/>
+        <w:color w:val="000000"/>
       </w:rPr>
       <w:tblPr/>
       <w:tcPr>
@@ -12432,7 +12433,7 @@
     </w:tblStylePr>
     <w:tblStylePr w:type="lastCol">
       <w:rPr>
-        <w:color w:val="FFFFFF" w:themeColor="background1"/>
+        <w:color w:val="000000"/>
       </w:rPr>
       <w:tblPr/>
       <w:tcPr>
@@ -12461,12 +12462,12 @@
     </w:tblStylePr>
     <w:tblStylePr w:type="neCell">
       <w:rPr>
-        <w:color w:val="000000" w:themeColor="text1"/>
+        <w:color w:val="000000"/>
       </w:rPr>
     </w:tblStylePr>
     <w:tblStylePr w:type="nwCell">
       <w:rPr>
-        <w:color w:val="000000" w:themeColor="text1"/>
+        <w:color w:val="000000"/>
       </w:rPr>
     </w:tblStylePr>
   </w:style>
@@ -12479,7 +12480,7 @@
       <w:spacing w:after="0" w:line="240" w:lineRule="auto"/>
     </w:pPr>
     <w:rPr>
-      <w:color w:val="000000" w:themeColor="text1"/>
+      <w:color w:val="000000"/>
     </w:rPr>
     <w:tblPr>
       <w:tblStyleRowBandSize w:val="1"/>
@@ -12525,7 +12526,7 @@
       <w:rPr>
         <w:b/>
         <w:bCs/>
-        <w:color w:val="FFFFFF" w:themeColor="background1"/>
+        <w:color w:val="000000"/>
       </w:rPr>
       <w:tblPr/>
       <w:tcPr>
@@ -12537,7 +12538,7 @@
     </w:tblStylePr>
     <w:tblStylePr w:type="firstCol">
       <w:rPr>
-        <w:color w:val="FFFFFF" w:themeColor="background1"/>
+        <w:color w:val="000000"/>
       </w:rPr>
       <w:tblPr/>
       <w:tcPr>
@@ -12554,7 +12555,7 @@
     </w:tblStylePr>
     <w:tblStylePr w:type="lastCol">
       <w:rPr>
-        <w:color w:val="FFFFFF" w:themeColor="background1"/>
+        <w:color w:val="000000"/>
       </w:rPr>
       <w:tblPr/>
       <w:tcPr>
@@ -12583,12 +12584,12 @@
     </w:tblStylePr>
     <w:tblStylePr w:type="neCell">
       <w:rPr>
-        <w:color w:val="000000" w:themeColor="text1"/>
+        <w:color w:val="000000"/>
       </w:rPr>
     </w:tblStylePr>
     <w:tblStylePr w:type="nwCell">
       <w:rPr>
-        <w:color w:val="000000" w:themeColor="text1"/>
+        <w:color w:val="000000"/>
       </w:rPr>
     </w:tblStylePr>
   </w:style>
@@ -12601,7 +12602,7 @@
       <w:spacing w:after="0" w:line="240" w:lineRule="auto"/>
     </w:pPr>
     <w:rPr>
-      <w:color w:val="000000" w:themeColor="text1"/>
+      <w:color w:val="000000"/>
     </w:rPr>
     <w:tblPr>
       <w:tblStyleRowBandSize w:val="1"/>
@@ -12621,7 +12622,7 @@
       <w:rPr>
         <w:b/>
         <w:bCs/>
-        <w:color w:val="FFFFFF" w:themeColor="background1"/>
+        <w:color w:val="000000"/>
       </w:rPr>
       <w:tblPr/>
       <w:tcPr>
@@ -12635,7 +12636,7 @@
       <w:rPr>
         <w:b/>
         <w:bCs/>
-        <w:color w:val="9E3A38" w:themeColor="accent2" w:themeShade="CC"/>
+        <w:color w:val="000000"/>
       </w:rPr>
       <w:tblPr/>
       <w:tcPr>
@@ -12687,7 +12688,7 @@
       <w:spacing w:after="0" w:line="240" w:lineRule="auto"/>
     </w:pPr>
     <w:rPr>
-      <w:color w:val="000000" w:themeColor="text1"/>
+      <w:color w:val="000000"/>
     </w:rPr>
     <w:tblPr>
       <w:tblStyleRowBandSize w:val="1"/>
@@ -12707,7 +12708,7 @@
       <w:rPr>
         <w:b/>
         <w:bCs/>
-        <w:color w:val="FFFFFF" w:themeColor="background1"/>
+        <w:color w:val="000000"/>
       </w:rPr>
       <w:tblPr/>
       <w:tcPr>
@@ -12721,7 +12722,7 @@
       <w:rPr>
         <w:b/>
         <w:bCs/>
-        <w:color w:val="9E3A38" w:themeColor="accent2" w:themeShade="CC"/>
+        <w:color w:val="000000"/>
       </w:rPr>
       <w:tblPr/>
       <w:tcPr>
@@ -12773,7 +12774,7 @@
       <w:spacing w:after="0" w:line="240" w:lineRule="auto"/>
     </w:pPr>
     <w:rPr>
-      <w:color w:val="000000" w:themeColor="text1"/>
+      <w:color w:val="000000"/>
     </w:rPr>
     <w:tblPr>
       <w:tblStyleRowBandSize w:val="1"/>
@@ -12793,7 +12794,7 @@
       <w:rPr>
         <w:b/>
         <w:bCs/>
-        <w:color w:val="FFFFFF" w:themeColor="background1"/>
+        <w:color w:val="000000"/>
       </w:rPr>
       <w:tblPr/>
       <w:tcPr>
@@ -12807,7 +12808,7 @@
       <w:rPr>
         <w:b/>
         <w:bCs/>
-        <w:color w:val="9E3A38" w:themeColor="accent2" w:themeShade="CC"/>
+        <w:color w:val="000000"/>
       </w:rPr>
       <w:tblPr/>
       <w:tcPr>
@@ -12859,7 +12860,7 @@
       <w:spacing w:after="0" w:line="240" w:lineRule="auto"/>
     </w:pPr>
     <w:rPr>
-      <w:color w:val="000000" w:themeColor="text1"/>
+      <w:color w:val="000000"/>
     </w:rPr>
     <w:tblPr>
       <w:tblStyleRowBandSize w:val="1"/>
@@ -12879,7 +12880,7 @@
       <w:rPr>
         <w:b/>
         <w:bCs/>
-        <w:color w:val="FFFFFF" w:themeColor="background1"/>
+        <w:color w:val="000000"/>
       </w:rPr>
       <w:tblPr/>
       <w:tcPr>
@@ -12893,7 +12894,7 @@
       <w:rPr>
         <w:b/>
         <w:bCs/>
-        <w:color w:val="664E82" w:themeColor="accent4" w:themeShade="CC"/>
+        <w:color w:val="000000"/>
       </w:rPr>
       <w:tblPr/>
       <w:tcPr>
@@ -12945,7 +12946,7 @@
       <w:spacing w:after="0" w:line="240" w:lineRule="auto"/>
     </w:pPr>
     <w:rPr>
-      <w:color w:val="000000" w:themeColor="text1"/>
+      <w:color w:val="000000"/>
     </w:rPr>
     <w:tblPr>
       <w:tblStyleRowBandSize w:val="1"/>
@@ -12965,7 +12966,7 @@
       <w:rPr>
         <w:b/>
         <w:bCs/>
-        <w:color w:val="FFFFFF" w:themeColor="background1"/>
+        <w:color w:val="000000"/>
       </w:rPr>
       <w:tblPr/>
       <w:tcPr>
@@ -12979,7 +12980,7 @@
       <w:rPr>
         <w:b/>
         <w:bCs/>
-        <w:color w:val="7E9C40" w:themeColor="accent3" w:themeShade="CC"/>
+        <w:color w:val="000000"/>
       </w:rPr>
       <w:tblPr/>
       <w:tcPr>
@@ -13031,7 +13032,7 @@
       <w:spacing w:after="0" w:line="240" w:lineRule="auto"/>
     </w:pPr>
     <w:rPr>
-      <w:color w:val="000000" w:themeColor="text1"/>
+      <w:color w:val="000000"/>
     </w:rPr>
     <w:tblPr>
       <w:tblStyleRowBandSize w:val="1"/>
@@ -13051,7 +13052,7 @@
       <w:rPr>
         <w:b/>
         <w:bCs/>
-        <w:color w:val="FFFFFF" w:themeColor="background1"/>
+        <w:color w:val="000000"/>
       </w:rPr>
       <w:tblPr/>
       <w:tcPr>
@@ -13065,7 +13066,7 @@
       <w:rPr>
         <w:b/>
         <w:bCs/>
-        <w:color w:val="F2730A" w:themeColor="accent6" w:themeShade="CC"/>
+        <w:color w:val="000000"/>
       </w:rPr>
       <w:tblPr/>
       <w:tcPr>
@@ -13117,7 +13118,7 @@
       <w:spacing w:after="0" w:line="240" w:lineRule="auto"/>
     </w:pPr>
     <w:rPr>
-      <w:color w:val="000000" w:themeColor="text1"/>
+      <w:color w:val="000000"/>
     </w:rPr>
     <w:tblPr>
       <w:tblStyleRowBandSize w:val="1"/>
@@ -13137,7 +13138,7 @@
       <w:rPr>
         <w:b/>
         <w:bCs/>
-        <w:color w:val="FFFFFF" w:themeColor="background1"/>
+        <w:color w:val="000000"/>
       </w:rPr>
       <w:tblPr/>
       <w:tcPr>
@@ -13151,7 +13152,7 @@
       <w:rPr>
         <w:b/>
         <w:bCs/>
-        <w:color w:val="348DA5" w:themeColor="accent5" w:themeShade="CC"/>
+        <w:color w:val="000000"/>
       </w:rPr>
       <w:tblPr/>
       <w:tcPr>
@@ -13203,7 +13204,7 @@
       <w:spacing w:after="0" w:line="240" w:lineRule="auto"/>
     </w:pPr>
     <w:rPr>
-      <w:color w:val="000000" w:themeColor="text1"/>
+      <w:color w:val="000000"/>
     </w:rPr>
     <w:tblPr>
       <w:tblStyleRowBandSize w:val="1"/>
@@ -13236,7 +13237,7 @@
       <w:rPr>
         <w:b/>
         <w:bCs/>
-        <w:color w:val="000000" w:themeColor="text1"/>
+        <w:color w:val="000000"/>
       </w:rPr>
       <w:tblPr/>
       <w:tcPr>
@@ -13245,7 +13246,7 @@
     </w:tblStylePr>
     <w:tblStylePr w:type="firstCol">
       <w:rPr>
-        <w:color w:val="FFFFFF" w:themeColor="background1"/>
+        <w:color w:val="000000"/>
       </w:rPr>
       <w:tblPr/>
       <w:tcPr>
@@ -13254,7 +13255,7 @@
     </w:tblStylePr>
     <w:tblStylePr w:type="lastCol">
       <w:rPr>
-        <w:color w:val="FFFFFF" w:themeColor="background1"/>
+        <w:color w:val="000000"/>
       </w:rPr>
       <w:tblPr/>
       <w:tcPr>
@@ -13283,7 +13284,7 @@
       <w:spacing w:after="0" w:line="240" w:lineRule="auto"/>
     </w:pPr>
     <w:rPr>
-      <w:color w:val="000000" w:themeColor="text1"/>
+      <w:color w:val="000000"/>
     </w:rPr>
     <w:tblPr>
       <w:tblStyleRowBandSize w:val="1"/>
@@ -13316,7 +13317,7 @@
       <w:rPr>
         <w:b/>
         <w:bCs/>
-        <w:color w:val="000000" w:themeColor="text1"/>
+        <w:color w:val="000000"/>
       </w:rPr>
       <w:tblPr/>
       <w:tcPr>
@@ -13325,7 +13326,7 @@
     </w:tblStylePr>
     <w:tblStylePr w:type="firstCol">
       <w:rPr>
-        <w:color w:val="FFFFFF" w:themeColor="background1"/>
+        <w:color w:val="000000"/>
       </w:rPr>
       <w:tblPr/>
       <w:tcPr>
@@ -13334,7 +13335,7 @@
     </w:tblStylePr>
     <w:tblStylePr w:type="lastCol">
       <w:rPr>
-        <w:color w:val="FFFFFF" w:themeColor="background1"/>
+        <w:color w:val="000000"/>
       </w:rPr>
       <w:tblPr/>
       <w:tcPr>
@@ -13363,7 +13364,7 @@
       <w:spacing w:after="0" w:line="240" w:lineRule="auto"/>
     </w:pPr>
     <w:rPr>
-      <w:color w:val="000000" w:themeColor="text1"/>
+      <w:color w:val="000000"/>
     </w:rPr>
     <w:tblPr>
       <w:tblStyleRowBandSize w:val="1"/>
@@ -13396,7 +13397,7 @@
       <w:rPr>
         <w:b/>
         <w:bCs/>
-        <w:color w:val="000000" w:themeColor="text1"/>
+        <w:color w:val="000000"/>
       </w:rPr>
       <w:tblPr/>
       <w:tcPr>
@@ -13405,7 +13406,7 @@
     </w:tblStylePr>
     <w:tblStylePr w:type="firstCol">
       <w:rPr>
-        <w:color w:val="FFFFFF" w:themeColor="background1"/>
+        <w:color w:val="000000"/>
       </w:rPr>
       <w:tblPr/>
       <w:tcPr>
@@ -13414,7 +13415,7 @@
     </w:tblStylePr>
     <w:tblStylePr w:type="lastCol">
       <w:rPr>
-        <w:color w:val="FFFFFF" w:themeColor="background1"/>
+        <w:color w:val="000000"/>
       </w:rPr>
       <w:tblPr/>
       <w:tcPr>
@@ -13443,7 +13444,7 @@
       <w:spacing w:after="0" w:line="240" w:lineRule="auto"/>
     </w:pPr>
     <w:rPr>
-      <w:color w:val="000000" w:themeColor="text1"/>
+      <w:color w:val="000000"/>
     </w:rPr>
     <w:tblPr>
       <w:tblStyleRowBandSize w:val="1"/>
@@ -13476,7 +13477,7 @@
       <w:rPr>
         <w:b/>
         <w:bCs/>
-        <w:color w:val="000000" w:themeColor="text1"/>
+        <w:color w:val="000000"/>
       </w:rPr>
       <w:tblPr/>
       <w:tcPr>
@@ -13485,7 +13486,7 @@
     </w:tblStylePr>
     <w:tblStylePr w:type="firstCol">
       <w:rPr>
-        <w:color w:val="FFFFFF" w:themeColor="background1"/>
+        <w:color w:val="000000"/>
       </w:rPr>
       <w:tblPr/>
       <w:tcPr>
@@ -13494,7 +13495,7 @@
     </w:tblStylePr>
     <w:tblStylePr w:type="lastCol">
       <w:rPr>
-        <w:color w:val="FFFFFF" w:themeColor="background1"/>
+        <w:color w:val="000000"/>
       </w:rPr>
       <w:tblPr/>
       <w:tcPr>
@@ -13523,7 +13524,7 @@
       <w:spacing w:after="0" w:line="240" w:lineRule="auto"/>
     </w:pPr>
     <w:rPr>
-      <w:color w:val="000000" w:themeColor="text1"/>
+      <w:color w:val="000000"/>
     </w:rPr>
     <w:tblPr>
       <w:tblStyleRowBandSize w:val="1"/>
@@ -13556,7 +13557,7 @@
       <w:rPr>
         <w:b/>
         <w:bCs/>
-        <w:color w:val="000000" w:themeColor="text1"/>
+        <w:color w:val="000000"/>
       </w:rPr>
       <w:tblPr/>
       <w:tcPr>
@@ -13565,7 +13566,7 @@
     </w:tblStylePr>
     <w:tblStylePr w:type="firstCol">
       <w:rPr>
-        <w:color w:val="FFFFFF" w:themeColor="background1"/>
+        <w:color w:val="000000"/>
       </w:rPr>
       <w:tblPr/>
       <w:tcPr>
@@ -13574,7 +13575,7 @@
     </w:tblStylePr>
     <w:tblStylePr w:type="lastCol">
       <w:rPr>
-        <w:color w:val="FFFFFF" w:themeColor="background1"/>
+        <w:color w:val="000000"/>
       </w:rPr>
       <w:tblPr/>
       <w:tcPr>
@@ -13603,7 +13604,7 @@
       <w:spacing w:after="0" w:line="240" w:lineRule="auto"/>
     </w:pPr>
     <w:rPr>
-      <w:color w:val="000000" w:themeColor="text1"/>
+      <w:color w:val="000000"/>
     </w:rPr>
     <w:tblPr>
       <w:tblStyleRowBandSize w:val="1"/>
@@ -13636,7 +13637,7 @@
       <w:rPr>
         <w:b/>
         <w:bCs/>
-        <w:color w:val="000000" w:themeColor="text1"/>
+        <w:color w:val="000000"/>
       </w:rPr>
       <w:tblPr/>
       <w:tcPr>
@@ -13645,7 +13646,7 @@
     </w:tblStylePr>
     <w:tblStylePr w:type="firstCol">
       <w:rPr>
-        <w:color w:val="FFFFFF" w:themeColor="background1"/>
+        <w:color w:val="000000"/>
       </w:rPr>
       <w:tblPr/>
       <w:tcPr>
@@ -13654,7 +13655,7 @@
     </w:tblStylePr>
     <w:tblStylePr w:type="lastCol">
       <w:rPr>
-        <w:color w:val="FFFFFF" w:themeColor="background1"/>
+        <w:color w:val="000000"/>
       </w:rPr>
       <w:tblPr/>
       <w:tcPr>
@@ -13683,7 +13684,7 @@
       <w:spacing w:after="0" w:line="240" w:lineRule="auto"/>
     </w:pPr>
     <w:rPr>
-      <w:color w:val="000000" w:themeColor="text1"/>
+      <w:color w:val="000000"/>
     </w:rPr>
     <w:tblPr>
       <w:tblStyleRowBandSize w:val="1"/>
@@ -13716,7 +13717,7 @@
       <w:rPr>
         <w:b/>
         <w:bCs/>
-        <w:color w:val="000000" w:themeColor="text1"/>
+        <w:color w:val="000000"/>
       </w:rPr>
       <w:tblPr/>
       <w:tcPr>
@@ -13725,7 +13726,7 @@
     </w:tblStylePr>
     <w:tblStylePr w:type="firstCol">
       <w:rPr>
-        <w:color w:val="FFFFFF" w:themeColor="background1"/>
+        <w:color w:val="000000"/>
       </w:rPr>
       <w:tblPr/>
       <w:tcPr>
@@ -13734,7 +13735,7 @@
     </w:tblStylePr>
     <w:tblStylePr w:type="lastCol">
       <w:rPr>
-        <w:color w:val="FFFFFF" w:themeColor="background1"/>
+        <w:color w:val="000000"/>
       </w:rPr>
       <w:tblPr/>
       <w:tcPr>
